--- a/rapports/16_02_2026/Amina_DEME/coh_EQ20_sup_112201020053.docx
+++ b/rapports/16_02_2026/Amina_DEME/coh_EQ20_sup_112201020053.docx
@@ -25,7 +25,7 @@
         <w:br/>
         <w:t>Grappe: 112201020053</w:t>
         <w:br/>
-        <w:t>Date: 16/02/2026 a 12:40</w:t>
+        <w:t>Date: 16/02/2026 a 12:58</w:t>
       </w:r>
     </w:p>
     <w:p/>
@@ -3566,7 +3566,7 @@
         <w:rPr>
           <w:sz w:val="20"/>
         </w:rPr>
-        <w:t>- L'entreprise PRODUITS alimentaires existe dit n'avoir pas fait la revente de marchandises achetées et revendues en état, aussi le montant obtenus sur la vente de produits transformés par l'entreprise  n'a reçu aucune somme sur les reventes (s10q46=0 &amp; s10q48=0 &amp; s10q50=0); alors s'agit-il de quelle entreprise ? Le salaire qu'une personne de cette catégorie (10.62) a travaillé(e) dans cette entreprise PRODUITS alimentaires est élevé ou faible. Prière de confirmer cette information avec le QG ou de corriger. Le Nombre  d'entreprise declaré entre 10.02 à 10.10 est different de celui declaré en 10.12, veuillez verifier cette information.</w:t>
+        <w:t>- L'entreprise PRODUITS alimentaires existe dit n'avoir pas fait la revente de marchandises achetées et revendues en état, aussi le montant obtenus sur la vente de produits transformés par l'entreprise  n'a reçu aucune somme sur les reventes (s10q46=0 &amp; s10q48=0 &amp; s10q50=0); alors s'agit-il de quelle entreprise ? Le Nombre  d'entreprise declaré entre 10.02 à 10.10 est different de celui declaré en 10.12, veuillez verifier cette information.</w:t>
       </w:r>
     </w:p>
     <w:p>

--- a/rapports/16_02_2026/Amina_DEME/coh_EQ20_sup_112201020053.docx
+++ b/rapports/16_02_2026/Amina_DEME/coh_EQ20_sup_112201020053.docx
@@ -25,7 +25,7 @@
         <w:br/>
         <w:t>Grappe: 112201020053</w:t>
         <w:br/>
-        <w:t>Date: 16/02/2026 a 12:58</w:t>
+        <w:t>Date: 16/02/2026 a 13:05</w:t>
       </w:r>
     </w:p>
     <w:p/>
@@ -327,6 +327,38 @@
           </w:tcPr>
           <w:p>
             <w:r>
+              <w:t>Section0</w:t>
+            </w:r>
+          </w:p>
+        </w:tc>
+        <w:tc>
+          <w:tcPr>
+            <w:tcW w:type="dxa" w:w="3324"/>
+          </w:tcPr>
+          <w:p>
+            <w:r>
+              <w:t>Identification et renseignements de controle</w:t>
+            </w:r>
+          </w:p>
+        </w:tc>
+        <w:tc>
+          <w:tcPr>
+            <w:tcW w:type="dxa" w:w="3324"/>
+          </w:tcPr>
+          <w:p>
+            <w:r>
+              <w:t>10</w:t>
+            </w:r>
+          </w:p>
+        </w:tc>
+      </w:tr>
+      <w:tr>
+        <w:tc>
+          <w:tcPr>
+            <w:tcW w:type="dxa" w:w="3324"/>
+          </w:tcPr>
+          <w:p>
+            <w:r>
               <w:t>Section4a</w:t>
             </w:r>
           </w:p>
@@ -347,7 +379,7 @@
           </w:tcPr>
           <w:p>
             <w:r>
-              <w:t>11</w:t>
+              <w:t>10</w:t>
             </w:r>
           </w:p>
         </w:tc>
@@ -391,38 +423,6 @@
           </w:tcPr>
           <w:p>
             <w:r>
-              <w:t>Section0</w:t>
-            </w:r>
-          </w:p>
-        </w:tc>
-        <w:tc>
-          <w:tcPr>
-            <w:tcW w:type="dxa" w:w="3324"/>
-          </w:tcPr>
-          <w:p>
-            <w:r>
-              <w:t>Identification et renseignements de controle</w:t>
-            </w:r>
-          </w:p>
-        </w:tc>
-        <w:tc>
-          <w:tcPr>
-            <w:tcW w:type="dxa" w:w="3324"/>
-          </w:tcPr>
-          <w:p>
-            <w:r>
-              <w:t>9</w:t>
-            </w:r>
-          </w:p>
-        </w:tc>
-      </w:tr>
-      <w:tr>
-        <w:tc>
-          <w:tcPr>
-            <w:tcW w:type="dxa" w:w="3324"/>
-          </w:tcPr>
-          <w:p>
-            <w:r>
               <w:t>Section4b</w:t>
             </w:r>
           </w:p>
@@ -455,7 +455,7 @@
           </w:tcPr>
           <w:p>
             <w:r>
-              <w:t>Section9d</w:t>
+              <w:t>Section12</w:t>
             </w:r>
           </w:p>
         </w:tc>
@@ -465,7 +465,7 @@
           </w:tcPr>
           <w:p>
             <w:r>
-              <w:t>Depenses non-alimentaires - 3 mois</w:t>
+              <w:t>Actifs du menage</w:t>
             </w:r>
           </w:p>
         </w:tc>
@@ -487,7 +487,7 @@
           </w:tcPr>
           <w:p>
             <w:r>
-              <w:t>Section19</w:t>
+              <w:t>Section9d</w:t>
             </w:r>
           </w:p>
         </w:tc>
@@ -497,7 +497,7 @@
           </w:tcPr>
           <w:p>
             <w:r>
-              <w:t>Equipements agricoles</w:t>
+              <w:t>Depenses non-alimentaires - 3 mois</w:t>
             </w:r>
           </w:p>
         </w:tc>
@@ -507,7 +507,7 @@
           </w:tcPr>
           <w:p>
             <w:r>
-              <w:t>6</w:t>
+              <w:t>5</w:t>
             </w:r>
           </w:p>
         </w:tc>
@@ -854,8 +854,6 @@
         <w:br/>
         <w:t xml:space="preserve">- Attention ! Le montant (15000 Fcfa) dépensé ou reçu en cadeau pour les cartes prépayées, les transferts de crédit et les abonnements de  thierno sall est relativement élevé par rapport aux autres montants depansés observés dans cette zone. Prière de corriger ou de confirmer avec le QG. Attention ! Le montant (9000 Fcfa) dépensé ou reçu en cadeau pour les recharges internet ou de forfaits de données mobiles(hors appels vocaux), aucours des 30 derniers jours de  thierno sall est relativement élevé par rapport aux autres montants depansés observés dans cette zone. Prière de corriger ou de confirmer avec le QG. </w:t>
         <w:br/>
-        <w:t xml:space="preserve">- Attention ! Le montant (7000 Fcfa) dépensé ou reçu en cadeau pour les cartes prépayées, les transferts de crédit et les abonnements de  amadou sall est relativement élevé par rapport aux autres montants depansés observés dans cette zone. Prière de corriger ou de confirmer avec le QG. Attention ! Le montant (9000 Fcfa) dépensé ou reçu en cadeau pour les recharges internet ou de forfaits de données mobiles(hors appels vocaux), aucours des 30 derniers jours de  amadou sall est relativement élevé par rapport aux autres montants depansés observés dans cette zone. Prière de corriger ou de confirmer avec le QG. </w:t>
-        <w:br/>
         <w:t xml:space="preserve">- Incoherence! aminata abdourahmane ba dispose d'un téléphone portable à s01q39, donc la raison évoquée ne peut pas être (ne dispose pas d'appareil). </w:t>
         <w:br/>
         <w:t>- Incohérence!! Le nombre d'année (9999) que kadia sall a vécu dans la localité est superieur à son âge (80) ou ne sait pas. Prière de corriger.</w:t>
@@ -891,9 +889,9 @@
         <w:br/>
         <w:t xml:space="preserve">- Peu probable! mamadou sall  n'arrive pas  à comprendre un petit texte lu dans une langue locale (s02q03). Veuillez corriger ou donner des explications au QG. </w:t>
         <w:br/>
-        <w:t xml:space="preserve">- Peu probable! safietou sall  n'arrive pas  à comprendre un petit texte lu dans une langue locale (s02q03). Veuillez corriger ou donner des explications au QG. Dans les milieux urbains c'est peu probable de voir une école dont les élèves ou étudiants ne dépensent pas en frais d'uniformes, prière de verifier pour safietou sall et corriger ou confirmer avec le QG. Montant de bourse de safietou sall à vérifier. </w:t>
+        <w:t xml:space="preserve">- Peu probable! safietou sall  n'arrive pas  à comprendre un petit texte lu dans une langue locale (s02q03). Veuillez corriger ou donner des explications au QG. Dans les milieux urbains c'est peu probable de voir une école dont les élèves ou étudiants ne dépensent pas en frais d'uniformes, prière de verifier pour safietou sall et corriger ou confirmer avec le QG. Montant de bourse de safietou sall à vérifier. Attention ! Le frais de scolarité (10000 Fcfa) de safietou sall en 2ème année de Secondaire 1 (Moyen) Général est relativement élevé par rapport aux autres frais de scolarités observés dans cette zone. Prière de corriger ou de confirmer avec le QG. </w:t>
         <w:br/>
-        <w:t xml:space="preserve">- Peu probable! seydou sall  n'arrive pas  à comprendre un petit texte lu dans une langue locale (s02q03). Veuillez corriger ou donner des explications au QG. </w:t>
+        <w:t xml:space="preserve">- Peu probable! seydou sall  n'arrive pas  à comprendre un petit texte lu dans une langue locale (s02q03). Veuillez corriger ou donner des explications au QG. Peu probable! seydou sall  ne sait ni lire, ni écrire, ni comprendre dans aucune des langues  (s02q01,s02q02,s02q03). Veuillez corriger ou donner des explications au QG. </w:t>
         <w:br/>
         <w:t>- Peu probable! thierno sall  n'arrive pas  à comprendre un petit texte lu dans une langue locale (s02q03). Veuillez corriger ou donner des explications au QG.</w:t>
       </w:r>
@@ -916,9 +914,7 @@
         <w:rPr>
           <w:sz w:val="20"/>
         </w:rPr>
-        <w:t xml:space="preserve">- Avertissement! Généralement les jeunes hommes (10 à 25ans) font des travaux ménager soit apprendre les enfants à reviser leurs léçons ou d'autres cours, mamadou sall n'a consacré aucune heure pour les travaux cités en s04q01, s04q02, s04q03, s04q04, s04q05, s04q06, s04q07 et s04q08.Prière de regarder pour corriger ou confirmer avec le QG. </w:t>
-        <w:br/>
-        <w:t>- Avertissement! kadia sall n'a consacré aucune heure pour aucun des travaux du ménage, prière de regarder les réponses prises dans les questions (s04q01 s04q02 s04q03 s04q04 s04q05 s04q06 s04q07 s04q08).</w:t>
+        <w:t>- Avertissement! Généralement les jeunes hommes (10 à 25ans) font des travaux ménager soit apprendre les enfants à reviser leurs léçons ou d'autres cours, mamadou sall n'a consacré aucune heure pour les travaux cités en s04q01, s04q02, s04q03, s04q04, s04q05, s04q06, s04q07 et s04q08.Prière de regarder pour corriger ou confirmer avec le QG.</w:t>
       </w:r>
     </w:p>
     <w:p>
@@ -939,13 +935,13 @@
         <w:rPr>
           <w:sz w:val="20"/>
         </w:rPr>
-        <w:t xml:space="preserve">- Attention ! Le nombre de jours que amadou sall a travaillés par mois semble être inférieur à 15. Veuillez, s'il vous plaît, confirmer cette information. </w:t>
+        <w:t xml:space="preserve">- Nombre de mois exercé par amadou sall dans l'emploi au cours des 12 derniers mois semble faible, veuillez corriger s'il vous plait ou comfirmer avec le QG. </w:t>
         <w:br/>
-        <w:t xml:space="preserve">- Attention ! Le nombre de jours que aminata abdourahmane ba a travaillés par mois semble être inférieur à 15. Veuillez, s'il vous plaît, confirmer cette information. </w:t>
+        <w:t xml:space="preserve">- Nombre de mois exercé par aminata abdourahmane ba dans l'emploi au cours des 12 derniers mois semble faible, veuillez corriger s'il vous plait ou comfirmer avec le QG. </w:t>
         <w:br/>
         <w:t xml:space="preserve">- Nombre de mois exercé par mamadou sall dans l'emploi au cours des 12 derniers mois semble faible, veuillez corriger s'il vous plait ou comfirmer avec le QG. </w:t>
         <w:br/>
-        <w:t>- Nombre de mois exercé par thierno sall dans l'emploi au cours des 12 derniers mois semble faible, veuillez corriger s'il vous plait ou comfirmer avec le QG.  Incohérence! thierno sall  evolue dans l'agriculture mais est  considéré comme salarié ou stagiaire/apprenti non renuméré, prière de revoir la question s04q46 et corriger.</w:t>
+        <w:t>- Nombre de mois exercé par thierno sall dans l'emploi au cours des 12 derniers mois semble faible, veuillez corriger s'il vous plait ou comfirmer avec le QG.</w:t>
       </w:r>
     </w:p>
     <w:p>
@@ -966,7 +962,7 @@
         <w:rPr>
           <w:sz w:val="20"/>
         </w:rPr>
-        <w:t>- Avertissement!!! Le ménage a consommé 7 Paquet Petit de Thé en sachet, cette quantité semble anormale pour une consommation des 7 derniers jours.Prière de corriger ou de confirmer avec le QG. Avertissement!! le prix unitaire (150 Fcfa) de Thé en sachet (unité: Paquet) de taille Petit est très faible ou élevé. Prière de corriger ou de confirmer avec le QG. Avertissement!!!Le ménage a consommé 70 Morceau (Portion) de Petit de Beurre  ce qui semble incoherent pour une consommation aucours des 7 derniers jours, prière de verifier et corriger. Incohérence!! Dans ce ménage, chaque individus consomme par jour 22.9681 Kg  de cereale; Prière de revoir les quantités prises de ces produits.  La dernière fois que vous avez acheté Mil est produit par le menage et semble exister dans les modalités, prière de prendre attache avec le QG pour plus d'explication afin de la classer bien. Incohérence!! Dans ce ménage, chaque individus consomme par jour 22.9681 Kg  de cereale; Prière de revoir les quantités prises de ces produits. Le prix d'achat unitaire (175 Fcfa) de Riz local fumé (malo-woussou) en Kg de taille  taille unique  est très faible, prière de regarder les reponses prises dans les questions s07bq07a s07bq07b s07bq07c s07bq08 pour mieux corriger. Attention ! Le prix unitaire d'achat (175 Fcfa) de Riz local fumé (malo-woussou) en Kg (taille unique) est relativement faible par rapport aux autres prix observés dans cette zone. Prière de corriger ou de confirmer avec le QG.  La dernière fois que vous avez acheté Riz local fumé (malo-woussou) est le menage produit elle meme du riz et semble exister dans les modalités, prière de prendre attache avec le QG pour plus d'explication afin de la classer bien. Le prix d'achat unitaire (5500 Fcfa) de Poivron frais en Kg de taille taille unique prière de regarder les reponses prises dans les questions s07bq07a s07bq07b s07bq07c s07bq08 pour mieux corriger.</w:t>
+        <w:t>- Attention ! Le prix unitaire d'achat (250 Fcfa) de Café en poudre soluble en Sachets (Petit) est relativement élevé par rapport aux autres prix observés dans cette zone. Prière de corriger ou de confirmer avec le QG. Attention ! Le prix unitaire d'achat (50 Fcfa) de Cube alimentaire (Maggi, Jumbo, ) en Cube (Moyen) est relativement élevé par rapport aux autres prix observés dans cette zone. Prière de corriger ou de confirmer avec le QG. Avertissement!!! Le ménage a consommé 7 Paquet Petit de Thé en sachet, cette quantité semble anormale pour une consommation des 7 derniers jours.Prière de corriger ou de confirmer avec le QG. Avertissement!! le prix unitaire (150 Fcfa) de Thé en sachet (unité: Paquet) de taille Petit est très faible ou élevé. Prière de corriger ou de confirmer avec le QG. Attention ! Le prix unitaire d'achat (150 Fcfa) de Thé en sachet en Paquet (Petit) est relativement élevé par rapport aux autres prix observés dans cette zone. Prière de corriger ou de confirmer avec le QG. Avertissement!!!Le ménage a consommé 56 Morceau (Portion) de Tres petit de Beurre  ce qui semble incoherent pour une consommation aucours des 7 derniers jours, prière de verifier et corriger. Incohérence!! Dans ce ménage, chaque individus consomme par jour 43.1327 Kg  de cereale; Prière de revoir les quantités prises de ces produits.</w:t>
       </w:r>
     </w:p>
     <w:p>
@@ -1029,30 +1025,7 @@
         <w:rPr>
           <w:sz w:val="20"/>
         </w:rPr>
-        <w:t xml:space="preserve">- Peu plausible! le montant de la dépense pour Brosse à dents semble trop élevé. Veuillez, s'il vous plaît, confirmer cette information avec le QG ou la corriger. </w:t>
-        <w:br/>
         <w:t>- Peu plausible! le montant de la dépense pour Frais d'entretien et de réparation de chaussures: cirage, ressemelage, etc semble trop élevé. Veuillez, s'il vous plaît, confirmer cette information avec le QG ou la corriger.</w:t>
-      </w:r>
-    </w:p>
-    <w:p>
-      <w:r>
-        <w:rPr>
-          <w:b/>
-          <w:color w:val="4672C4"/>
-          <w:sz w:val="22"/>
-        </w:rPr>
-        <w:t>&gt;&gt; Section9e - Depenses non-alimentaires - 6 mois</w:t>
-      </w:r>
-    </w:p>
-    <w:p>
-      <w:pPr>
-        <w:ind w:left="283"/>
-      </w:pPr>
-      <w:r>
-        <w:rPr>
-          <w:sz w:val="20"/>
-        </w:rPr>
-        <w:t>- Peu plausible! le montant de la dépense pour Frais de confection et de réparation de vêtements homme: ensemble, pantalon, chemise, réparation, location vêtement, etc. semble élevé. Veuillez, s'il vous plaît, confirmer cette information avec le QG ou la corriger.</w:t>
       </w:r>
     </w:p>
     <w:p>
@@ -1073,7 +1046,7 @@
         <w:rPr>
           <w:sz w:val="20"/>
         </w:rPr>
-        <w:t>- Avertissement!!! Le ménage de amadou Sall a comme taille 9 personnes dont ils vivent à MATAM Urbain et aucune d'entre ne possède une entreprise non agricole, prière de revoir cette partie de la section 10 de ce menage.</w:t>
+        <w:t>- Avertissement!!! Le ménage de AMADOU Sall a comme taille 9 personnes dont ils vivent à MATAM Urbain et aucune d'entre ne possède une entreprise non agricole, prière de revoir cette partie de la section 10 de ce menage.</w:t>
       </w:r>
     </w:p>
     <w:p>
@@ -1094,7 +1067,7 @@
         <w:rPr>
           <w:sz w:val="20"/>
         </w:rPr>
-        <w:t>- Avertissement!! Le champs a comme nom (champs 1) qui ne semble pas être un bon nom ou contient des lettres, prière de mettre le vrai nom du champs. La quantité d'utilisation d'urée dans la parcelle champs de riz est de 200 Kilogramme et semble élevé, prière de corriger. La superficie de la parcelle champs de riz selon les mesures GPS est de 1 hectare et celle donnée par l'exploitant est de 1 qui sont identique, comment cela pourrait-il se faire prière de corriger. Le document légal (titre, acte, certificat etc. ) qui affirme votre possession de la parcelle champs de riz est  et semble exister dans les modalités, prière de prendre attache avec le QG pour plus d'explication afin de la classer bien.</w:t>
+        <w:t>- La quantité d'utilisation d'urée dans la parcelle champs de riz est de 200 Kilogramme et semble élevé, prière de corriger. La superficie de la parcelle champs de riz selon les mesures GPS est de 8173 hectare qui semble élevé ou faible, prière de corriger. Le document légal (titre, acte, certificat etc. ) qui affirme votre possession de la parcelle champs de riz est  et semble exister dans les modalités, prière de prendre attache avec le QG pour plus d'explication afin de la classer bien.</w:t>
       </w:r>
     </w:p>
     <w:p>
@@ -1116,48 +1089,6 @@
           <w:sz w:val="20"/>
         </w:rPr>
         <w:t>- Le pourcentage qui reste à recolter pour ces cultures est de 100% c'est-à-dire que la recolte n'a pas commencé pour ces cultures, prière de regarder les questions (s16Cq11 s16Cq12) ou corriger.</w:t>
-      </w:r>
-    </w:p>
-    <w:p>
-      <w:r>
-        <w:rPr>
-          <w:b/>
-          <w:color w:val="4672C4"/>
-          <w:sz w:val="22"/>
-        </w:rPr>
-        <w:t>&gt;&gt; Section16e - Agriculture</w:t>
-      </w:r>
-    </w:p>
-    <w:p>
-      <w:pPr>
-        <w:ind w:left="283"/>
-      </w:pPr>
-      <w:r>
-        <w:rPr>
-          <w:sz w:val="20"/>
-        </w:rPr>
-        <w:t>- Avertissement !!!! Cette parcelle de la section 16E s'agit-il pas d'une parcelle déja listée en 16A ? Veuillez verifier s'il vous plaît afin d'éviter le double compte.</w:t>
-      </w:r>
-    </w:p>
-    <w:p>
-      <w:r>
-        <w:rPr>
-          <w:b/>
-          <w:color w:val="4672C4"/>
-          <w:sz w:val="22"/>
-        </w:rPr>
-        <w:t>&gt;&gt; Section19 - Equipements agricoles</w:t>
-      </w:r>
-    </w:p>
-    <w:p>
-      <w:pPr>
-        <w:ind w:left="283"/>
-      </w:pPr>
-      <w:r>
-        <w:rPr>
-          <w:sz w:val="20"/>
-        </w:rPr>
-        <w:t>- Attention ! Charrue a été revendu à 250000 Fcfa qui est relativement élevé par rapport aux autres prix de revente observés dans cette zone. Prière de corriger ou de confirmer avec le QG.</w:t>
       </w:r>
     </w:p>
     <w:p>
@@ -1516,9 +1447,7 @@
         </w:rPr>
         <w:t xml:space="preserve">- Avertissement!!!  abdourahmane diallo  possède un téléphone android mais dit n'avoir pas accès à l'internet, prière de confirmer cette information avec le QG ou la corriger. </w:t>
         <w:br/>
-        <w:t xml:space="preserve">- Attention ! Le montant (5000 Fcfa) dépensé ou reçu en cadeau pour les cartes prépayées, les transferts de crédit et les abonnements de  aissata diallo est relativement élevé par rapport aux autres montants depansés observés dans cette zone. Prière de corriger ou de confirmer avec le QG. </w:t>
-        <w:br/>
-        <w:t xml:space="preserve">- Attention ! Le montant (8000 Fcfa) dépensé ou reçu en cadeau pour les recharges internet ou de forfaits de données mobiles(hors appels vocaux), aucours des 30 derniers jours de  oumou diallo2 est relativement élevé par rapport aux autres montants depansés observés dans cette zone. Prière de corriger ou de confirmer avec le QG. </w:t>
+        <w:t xml:space="preserve">- Attention ! Le montant (5000 Fcfa) dépensé ou reçu en cadeau pour les recharges internet ou de forfaits de données mobiles(hors appels vocaux), aucours des 30 derniers jours de  fode diallo est relativement élevé par rapport aux autres montants depansés observés dans cette zone. Prière de corriger ou de confirmer avec le QG. </w:t>
         <w:br/>
         <w:t xml:space="preserve">- Attention ! Vous avez déclaré en s01q00 que le répondant est la personne elle-même, or aissatou diallo est trop jeune (6 ans) pour fournir des informations correctes. Prière de refaire la section 1 pour aissatou diallo en demandant à un adulte de répondre aux questions à sa place. </w:t>
         <w:br/>
@@ -1529,10 +1458,6 @@
         <w:t xml:space="preserve">- Attention ! Vous avez déclaré en s01q00 que le répondant est la personne elle-même, or serigne thioune est trop jeune (4 ans) pour fournir des informations correctes. Prière de refaire la section 1 pour serigne thioune en demandant à un adulte de répondre aux questions à sa place. </w:t>
         <w:br/>
         <w:t xml:space="preserve">- Attention ! Vous avez déclaré en s01q00 que le répondant est la personne elle-même, or seydou soumare est trop jeune (10 ans) pour fournir des informations correctes. Prière de refaire la section 1 pour seydou soumare en demandant à un adulte de répondre aux questions à sa place. </w:t>
-        <w:br/>
-        <w:t xml:space="preserve">- Incoherence! Djibril diallo dispose d'un téléphone portable à s01q39, donc la raison évoquée ne peut pas être (ne dispose pas d'appareil). </w:t>
-        <w:br/>
-        <w:t xml:space="preserve">- Incoherence! fode diallo dispose d'un téléphone portable à s01q39, donc la raison évoquée ne peut pas être (ne dispose pas d'appareil). Attention ! Le montant (6000 Fcfa) dépensé ou reçu en cadeau pour les cartes prépayées, les transferts de crédit et les abonnements de  fode diallo est relativement élevé par rapport aux autres montants depansés observés dans cette zone. Prière de corriger ou de confirmer avec le QG. </w:t>
         <w:br/>
         <w:t xml:space="preserve">- Incoherence! samba  diallo dispose d'un téléphone portable à s01q39, donc la raison évoquée ne peut pas être (ne dispose pas d'appareil). Attention ! Le montant (10000 Fcfa) dépensé ou reçu en cadeau pour les cartes prépayées, les transferts de crédit et les abonnements de  samba  diallo est relativement élevé par rapport aux autres montants depansés observés dans cette zone. Prière de corriger ou de confirmer avec le QG. </w:t>
         <w:br/>
@@ -1608,9 +1533,7 @@
         <w:rPr>
           <w:sz w:val="20"/>
         </w:rPr>
-        <w:t xml:space="preserve">- Le montant(150000 FCFA) des frais de consultations chez un guerrisseur traditionnel de samba  diallo semble trop élevé, veuillez revoir ce montant. </w:t>
-        <w:br/>
-        <w:t>- Le montant(22300 FCFA) des dépenses pour chaque visite prénatale de sira diallo semble faible (voir nul) ou élevé, prière de corriger.</w:t>
+        <w:t>- Le montant(150000 FCFA) des frais de consultations chez un guerrisseur traditionnel de samba  diallo semble trop élevé, veuillez revoir ce montant.</w:t>
       </w:r>
     </w:p>
     <w:p>
@@ -1631,9 +1554,7 @@
         <w:rPr>
           <w:sz w:val="20"/>
         </w:rPr>
-        <w:t xml:space="preserve">- Avertissement! Généralement les jeunes hommes (10 à 25ans) font des travaux ménager soit apprendre les enfants à reviser leurs léçons ou d'autres cours, seydou soumare n'a consacré aucune heure pour les travaux cités en s04q01, s04q02, s04q03, s04q04, s04q05, s04q06, s04q07 et s04q08.Prière de regarder pour corriger ou confirmer avec le QG. </w:t>
-        <w:br/>
-        <w:t>- Avertissement! Le nombre d'heure consacré à faire des courses au cours des 7 derniers jours au marché ou travaux menager ou lessive etc.. pour sira diallo semble très élevés, prière de corriger ou confirmer avec le QG (s04q01 s04q02 s04q03 s04q04 s04q05 s04q06 s04q07 s04q08).</w:t>
+        <w:t>- Avertissement! Généralement les jeunes hommes (10 à 25ans) font des travaux ménager soit apprendre les enfants à reviser leurs léçons ou d'autres cours, seydou soumare n'a consacré aucune heure pour les travaux cités en s04q01, s04q02, s04q03, s04q04, s04q05, s04q06, s04q07 et s04q08.Prière de regarder pour corriger ou confirmer avec le QG.</w:t>
       </w:r>
     </w:p>
     <w:p>
@@ -1654,9 +1575,11 @@
         <w:rPr>
           <w:sz w:val="20"/>
         </w:rPr>
-        <w:t xml:space="preserve">- || Attention ! Le nombre de jours que abdourahmane diallo a travaillés par mois semble être inférieur à 15. Veuillez, s'il vous plaît, confirmer cette information. </w:t>
+        <w:t xml:space="preserve">- Attention ! Le nombre de jours que abdourahmane diallo a travaillés par mois semble être inférieur à 15. Veuillez, s'il vous plaît, confirmer cette information. </w:t>
         <w:br/>
-        <w:t>- Prière de changer la branche d'activité Djibril diallo, les cultivateurs dont leurs cultures est principalement destiné à la consommation du ménage sont des (Agriculteurs, subsistances) et ceux qui le font avec l'élevage sont des (Agriculteurs et eleveurs, subsistances).</w:t>
+        <w:t xml:space="preserve">- Nombre de mois exercé par Djibril diallo dans l'emploi au cours des 12 derniers mois semble faible, veuillez corriger s'il vous plait ou comfirmer avec le QG. </w:t>
+        <w:br/>
+        <w:t>- Nombre de mois exercé par fode diallo dans l'emploi au cours des 12 derniers mois semble faible, veuillez corriger s'il vous plait ou comfirmer avec le QG.</w:t>
       </w:r>
     </w:p>
     <w:p>
@@ -1677,7 +1600,7 @@
         <w:rPr>
           <w:sz w:val="20"/>
         </w:rPr>
-        <w:t>- Attention ! Le nombre de jours que fode diallo a travaillés par mois semble être inférieur à 15. Veuillez, s'il vous plaît, confirmer cette information.</w:t>
+        <w:t>- Attention ! Le nombre de jours que fode diallo a travaillés par mois semble être inférieur à 15. Veuillez, s'il vous plaît, confirmer cette information. Avertissement!!! les informations de fode diallo sur le nombre de mois, jours ou heures de son emploi secondaire sont superieur a celles de son emploi principal , veuillez corriger ou confirmer aupres du QG.</w:t>
       </w:r>
     </w:p>
     <w:p>
@@ -1719,7 +1642,7 @@
         <w:rPr>
           <w:sz w:val="20"/>
         </w:rPr>
-        <w:t>- La dernière fois que vous avez acheté Feuilles de Fakoye (Feuille de corete) est le menage a la plat chez eux ils n'achètent pas et semble exister dans les modalités, prière de prendre attache avec le QG pour plus d'explication afin de la classer bien. Attention ! Le prix unitaire d'achat (1200 Fcfa) de Pomme de terre en Kg (taille unique) est relativement élevé par rapport aux autres prix observés dans cette zone. Prière de corriger ou de confirmer avec le QG. Avertissement!! La quantité (7 litre) du produit Huile de soja  consommée  par le ménage semble très élevé, prière de corriger ou confirmer avec le QG. Avertissement!!! Le ménage a consommé 14 Tas Moyen de Silure frais, cette quantité semble anormale pour une consommation des 7 derniers jours.Prière de corriger ou de confirmer avec le QG. Avertissement!!! Le ménage a consommé 5 Paquet Petit de Thé en sachet, cette quantité semble anormale pour une consommation des 7 derniers jours.Prière de corriger ou de confirmer avec le QG. Avertissement!! le prix unitaire (150 Fcfa) de Thé en sachet (unité: Paquet) de taille Petit est très faible ou élevé. Prière de corriger ou de confirmer avec le QG. Avertissement!!!Le ménage a consommé 70 miche de Moyen de Pain moderne (Baguette)  ce qui semble incoherent pour une consommation aucours des 7 derniers jours, prière de verifier et corriger. Incohérence!! Dans ce ménage, chaque individus consomme par jour 15.135 Kg  de cereale; Prière de revoir les quantités prises de ces produits. Incohérence!! Dans ce ménage, chaque individus consomme par jour 15.135 Kg  de cereale; Prière de revoir les quantités prises de ces produits. Incohérence!! Dans ce ménage, chaque individus consomme par jour 15.135 Kg  de cereale; Prière de revoir les quantités prises de ces produits. Le ménage a consommé 1 Sac (25 Kg) taille unique de Lait en poudre, cette quantité semble anormale pour une consommation des 7 derniers jours. prière de verifier et corriger ou confirmer avec le QG.</w:t>
+        <w:t>- Attention ! Le prix unitaire d'achat (75 Fcfa) de Arôme (Maggi, Jumbo, etc.) en Sachets industriel (Petit) est relativement élevé par rapport aux autres prix observés dans cette zone. Prière de corriger ou de confirmer avec le QG. Avertissement!! La quantité (7 litre) du produit Huile de soja  consommée  par le ménage semble très élevé, prière de corriger ou confirmer avec le QG. Avertissement!!! Le ménage a consommé 14 Tas Moyen de Silure frais, cette quantité semble anormale pour une consommation des 7 derniers jours.Prière de corriger ou de confirmer avec le QG. Avertissement!!! Le ménage a consommé 5 Paquet Petit de Thé en sachet, cette quantité semble anormale pour une consommation des 7 derniers jours.Prière de corriger ou de confirmer avec le QG. Avertissement!! le prix unitaire (150 Fcfa) de Thé en sachet (unité: Paquet) de taille Petit est très faible ou élevé. Prière de corriger ou de confirmer avec le QG. Attention ! Le prix unitaire d'achat (150 Fcfa) de Thé en sachet en Paquet (Petit) est relativement élevé par rapport aux autres prix observés dans cette zone. Prière de corriger ou de confirmer avec le QG. Avertissement!!!Le ménage a consommé 70 miche de Moyen de Pain moderne (Baguette)  ce qui semble incoherent pour une consommation aucours des 7 derniers jours, prière de verifier et corriger. Incohérence!! Dans ce ménage, chaque individus consomme par jour 24.43064 Kg  de cereale; Prière de revoir les quantités prises de ces produits. Incohérence!! Dans ce ménage, chaque individus consomme par jour 24.43064 Kg  de cereale; Prière de revoir les quantités prises de ces produits.</w:t>
       </w:r>
     </w:p>
     <w:p>
@@ -1853,9 +1776,9 @@
         <w:rPr>
           <w:sz w:val="20"/>
         </w:rPr>
-        <w:t xml:space="preserve">- Attention ! Lit a été achété à 500000 Fcfa est relativement élevé par rapport aux autres prix d'achat observés dans cette zone. Prière de corriger ou de confirmer avec le QG. </w:t>
+        <w:t xml:space="preserve">- Attention ! Matelas simple a été achété à 150000 Fcfa est relativement élevé par rapport aux autres prix d'achat observés dans cette zone. Prière de corriger ou de confirmer avec le QG. Attention ! Matelas simple a été revendu à 100000 Fcfa qui est relativement élevé par rapport aux autres prix de revente observés dans cette zone. Prière de corriger ou de confirmer avec le QG. </w:t>
         <w:br/>
-        <w:t xml:space="preserve">- Attention ! Tapis a été revendu à 24000 Fcfa qui est relativement élevé par rapport aux autres prix de revente observés dans cette zone. Prière de corriger ou de confirmer avec le QG. </w:t>
+        <w:t xml:space="preserve">- Attention ! Tapis a été achété à 30000 Fcfa est relativement élevé par rapport aux autres prix d'achat observés dans cette zone. Prière de corriger ou de confirmer avec le QG. Attention ! Tapis a été revendu à 24000 Fcfa qui est relativement élevé par rapport aux autres prix de revente observés dans cette zone. Prière de corriger ou de confirmer avec le QG. </w:t>
         <w:br/>
         <w:t>- Attention ! Téléphone portable a été achété à 300000 Fcfa est relativement élevé par rapport aux autres prix d'achat observés dans cette zone. Prière de corriger ou de confirmer avec le QG. Attention ! Téléphone portable a été revendu à 250000 Fcfa qui est relativement élevé par rapport aux autres prix de revente observés dans cette zone. Prière de corriger ou de confirmer avec le QG.</w:t>
       </w:r>
@@ -1942,31 +1865,6 @@
           <w:sz w:val="20"/>
         </w:rPr>
         <w:t>- Prière de renseigner la valeur de ce produit consommé ou stocké par votre ménage au cours des 12 derniers mois, prière de fournir d'effort pour avoir une estimation (s18cq03) au lieu de 9999.</w:t>
-      </w:r>
-    </w:p>
-    <w:p>
-      <w:r>
-        <w:rPr>
-          <w:b/>
-          <w:color w:val="4672C4"/>
-          <w:sz w:val="22"/>
-        </w:rPr>
-        <w:t>&gt;&gt; Section19 - Equipements agricoles</w:t>
-      </w:r>
-    </w:p>
-    <w:p>
-      <w:pPr>
-        <w:ind w:left="283"/>
-      </w:pPr>
-      <w:r>
-        <w:rPr>
-          <w:sz w:val="20"/>
-        </w:rPr>
-        <w:t xml:space="preserve">- Attention ! Hache-Paille a été revendu à 6000 Fcfa qui est relativement élevé par rapport aux autres prix de revente observés dans cette zone. Prière de corriger ou de confirmer avec le QG. </w:t>
-        <w:br/>
-        <w:t xml:space="preserve">- Attention ! Hache/pioche a été achété à 12000 Fcfa est relativement élevé par rapport aux autres prix d'achat observés dans cette zone. Prière de corriger ou de confirmer avec le QG. Attention ! Hache/pioche a été revendu à 12000 Fcfa qui est relativement élevé par rapport aux autres prix de revente observés dans cette zone. Prière de corriger ou de confirmer avec le QG. </w:t>
-        <w:br/>
-        <w:t>- Attention ! Machette a été revendu à 8000 Fcfa qui est relativement élevé par rapport aux autres prix de revente observés dans cette zone. Prière de corriger ou de confirmer avec le QG.</w:t>
       </w:r>
     </w:p>
     <w:p>
@@ -2323,8 +2221,6 @@
         <w:rPr>
           <w:sz w:val="20"/>
         </w:rPr>
-        <w:t xml:space="preserve">- Le montant dépensé ou reçu en cadeau pour les recharges internet ou de forfaits de données mobiles(hors appels vocaux), aucours des 30 derniers jours de Hawa sam semble élevé ou faible, prière de corriger ou de confirmer l'information avec le QG. Attention ! Le montant (35000 Fcfa) dépensé ou reçu en cadeau pour les recharges internet ou de forfaits de données mobiles(hors appels vocaux), aucours des 30 derniers jours de  Hawa sam est relativement élevé par rapport aux autres montants depansés observés dans cette zone. Prière de corriger ou de confirmer avec le QG. </w:t>
-        <w:br/>
         <w:t>- Les informations sur l'acte de naissance (ni Jours, ni mois et ni années) de  Hadija Niang  manquent, s'il vous plait pouvez-vous fournir d'effort pour avoir ces informations.</w:t>
       </w:r>
     </w:p>
@@ -2348,34 +2244,13 @@
         </w:rPr>
         <w:t xml:space="preserve">- Peu probable! Coumba Niang  n'arrive pas  à comprendre un petit texte lu dans une langue locale (s02q03). Veuillez corriger ou donner des explications au QG. Peu probable! Coumba Niang  ne sait ni lire, ni écrire, ni comprendre dans aucune des langues  (s02q01,s02q02,s02q03). Veuillez corriger ou donner des explications au QG. </w:t>
         <w:br/>
-        <w:t xml:space="preserve">- Peu probable! Hadija Niang  n'arrive pas  à comprendre un petit texte lu dans une langue locale (s02q03). Veuillez corriger ou donner des explications au QG. Attention ! Le frais de scolarité (25000 Fcfa) de Hadija Niang en 2ème année de Secondaire 1 (Moyen) Général est relativement élevé par rapport aux autres frais de scolarités observés dans cette zone. Prière de corriger ou de confirmer avec le QG. </w:t>
+        <w:t xml:space="preserve">- Peu probable! Hadija Niang  n'arrive pas  à comprendre un petit texte lu dans une langue locale (s02q03). Veuillez corriger ou donner des explications au QG. Attention ! Le frais de scolarité (10000 Fcfa) de Hadija Niang en 2ème année de Secondaire 1 (Moyen) Général est relativement élevé par rapport aux autres frais de scolarités observés dans cette zone. Prière de corriger ou de confirmer avec le QG. </w:t>
         <w:br/>
         <w:t xml:space="preserve">- Peu probable! Hawa sam  n'arrive pas  à comprendre un petit texte lu dans une langue locale (s02q03). Veuillez corriger ou donner des explications au QG. Peu probable! Hawa sam  ne sait ni lire, ni écrire, ni comprendre dans aucune des langues  (s02q01,s02q02,s02q03). Veuillez corriger ou donner des explications au QG. </w:t>
         <w:br/>
         <w:t xml:space="preserve">- Peu probable! MAMADOU NIANG  n'arrive pas  à comprendre un petit texte lu dans une langue locale (s02q03). Veuillez corriger ou donner des explications au QG. Peu probable! MAMADOU NIANG  ne sait ni lire, ni écrire, ni comprendre dans aucune des langues  (s02q01,s02q02,s02q03). Veuillez corriger ou donner des explications au QG. </w:t>
         <w:br/>
         <w:t>- Peu probable! Yaya Niang  n'arrive pas  à comprendre un petit texte lu dans une langue locale (s02q03). Veuillez corriger ou donner des explications au QG. Peu probable! Yaya Niang  ne sait ni lire, ni écrire, ni comprendre dans aucune des langues  (s02q01,s02q02,s02q03). Veuillez corriger ou donner des explications au QG.</w:t>
-      </w:r>
-    </w:p>
-    <w:p>
-      <w:r>
-        <w:rPr>
-          <w:b/>
-          <w:color w:val="4672C4"/>
-          <w:sz w:val="22"/>
-        </w:rPr>
-        <w:t>&gt;&gt; Section3 - Sante</w:t>
-      </w:r>
-    </w:p>
-    <w:p>
-      <w:pPr>
-        <w:ind w:left="283"/>
-      </w:pPr>
-      <w:r>
-        <w:rPr>
-          <w:sz w:val="20"/>
-        </w:rPr>
-        <w:t>- Le dernier problème de santé pour lequel MAMADOU NIANG a été hospitalisé au cours des 12 derniers mois est Manque de sang et semble exister dans les modalités, prière de prendre attache avec le QG pour plus d'explication afin de la classer bien.</w:t>
       </w:r>
     </w:p>
     <w:p>
@@ -2444,7 +2319,7 @@
         <w:rPr>
           <w:sz w:val="20"/>
         </w:rPr>
-        <w:t>- Attention ! Le prix unitaire d'achat (1000 Fcfa) de Beurre en Pot (Moyen) est relativement faible par rapport aux autres prix observés dans cette zone. Prière de corriger ou de confirmer avec le QG. Attention ! Le prix unitaire d'achat (1000 Fcfa) de Café en poudre soluble en Sachets (Petit) est relativement élevé par rapport aux autres prix observés dans cette zone. Prière de corriger ou de confirmer avec le QG. Avertissement!!! Le ménage a consommé 7 Paquet Tres petit de Thé en sachet, cette quantité semble anormale pour une consommation des 7 derniers jours.Prière de corriger ou de confirmer avec le QG. Avertissement!! le prix unitaire (100 Fcfa) de Thé en sachet (unité: Paquet) de taille Tres petit est très faible ou élevé. Prière de corriger ou de confirmer avec le QG. Incohérence!! Dans ce ménage, chaque individus consomme par jour 45.25 Kg  de cereale; Prière de revoir les quantités prises de ces produits. Le prix d'achat unitaire (200 Fcfa) de Mil en Kg de taille  taille unique  est très faible, prière de regarder les reponses prises dans les questions s07bq07a s07bq07b s07bq07c s07bq08 pour mieux corriger.</w:t>
+        <w:t>- Attention ! Le prix unitaire d'achat (1000 Fcfa) de Beurre en Pot (Moyen) est relativement faible par rapport aux autres prix observés dans cette zone. Prière de corriger ou de confirmer avec le QG. Attention ! Le prix unitaire d'achat (33.33333 Fcfa) de Sucre en poudre  en Sachets (Petit) est relativement faible par rapport aux autres prix observés dans cette zone. Prière de corriger ou de confirmer avec le QG. Avertissement!!! Le ménage a consommé 3 Paquet Tres petit de Thé en sachet, cette quantité semble anormale pour une consommation des 7 derniers jours.Prière de corriger ou de confirmer avec le QG. Avertissement!! le prix unitaire (100 Fcfa) de Thé en sachet (unité: Paquet) de taille Tres petit est très faible ou élevé. Prière de corriger ou de confirmer avec le QG. Incohérence!! Dans ce ménage, chaque individus consomme par jour 76.57857 Kg  de cereale; Prière de revoir les quantités prises de ces produits. Le prix d'achat unitaire (200 Fcfa) de Mil en Kg de taille  taille unique  est très faible, prière de regarder les reponses prises dans les questions s07bq07a s07bq07b s07bq07c s07bq08 pour mieux corriger.</w:t>
       </w:r>
     </w:p>
     <w:p>
@@ -2465,9 +2340,7 @@
         <w:rPr>
           <w:sz w:val="20"/>
         </w:rPr>
-        <w:t xml:space="preserve">- La dernière fois que vous avez acheté Bois de chauffe acheté est un vendeur au village et semble exister dans les modalités, prière de prendre attache avec le QG pour plus d'explication afin de la classer bien. </w:t>
-        <w:br/>
-        <w:t>-  La dernière fois que vous avez acheté Salaire du personnel de maison (gardien, boy, chauffeur, cuisinier, etc. ) est payé par par le chef de ménage pour la cuisine et semble exister dans les modalités, prière de prendre attache avec le QG pour plus d'explication afin de la classer bien.</w:t>
+        <w:t>- La dernière fois que vous avez acheté Salaire du personnel de maison (gardien, boy, chauffeur, cuisinier, etc. ) est payé par par le chef de ménage pour la cuisine et semble exister dans les modalités, prière de prendre attache avec le QG pour plus d'explication afin de la classer bien.</w:t>
       </w:r>
     </w:p>
     <w:p>
@@ -2910,9 +2783,7 @@
         <w:rPr>
           <w:sz w:val="20"/>
         </w:rPr>
-        <w:t xml:space="preserve">- Avertissement!!!  AISSATA OUSMANE DIALLO  possède un téléphone android mais dit n'avoir pas accès à l'internet, prière de confirmer cette information avec le QG ou la corriger. </w:t>
-        <w:br/>
-        <w:t>- La raison principale pour laquelle que DJIBY BA est venu vivre dans cette localité est POUR DES raisons SANITAIREs et semble exister dans les modalités, prière de prendre attache avec le QG pour plus d'explication afin de la classer bien. Incohérence!! Le nombre d'année (9999) que DJIBY BA a vécu dans la localité est superieur à son âge (9) ou ne sait pas. Prière de corriger.</w:t>
+        <w:t>- Incohérence!! Le nombre d'année (9999) que DJIBY BA a vécu dans la localité est superieur à son âge (9) ou ne sait pas. Prière de corriger.</w:t>
       </w:r>
     </w:p>
     <w:p>
@@ -2933,8 +2804,6 @@
         <w:rPr>
           <w:sz w:val="20"/>
         </w:rPr>
-        <w:t xml:space="preserve">- Avertissement!!! L'âge de MOHAMADOU SOW avec son niveau d'étude (Fondamental 2) semble incoherent, veuillez confirmer cette information avec le QG ou corriger l'incohérence. </w:t>
-        <w:br/>
         <w:t xml:space="preserve">- Peu probable! AISSATA OUSMANE DIALLO  n'arrive pas  à comprendre un petit texte lu dans une langue locale (s02q03). Veuillez corriger ou donner des explications au QG. Peu probable! AISSATA OUSMANE DIALLO  ne sait ni lire, ni écrire, ni comprendre dans aucune des langues  (s02q01,s02q02,s02q03). Veuillez corriger ou donner des explications au QG. </w:t>
         <w:br/>
         <w:t xml:space="preserve">- Peu probable! AMADOU TIDIANE SOW  n'arrive pas  à comprendre un petit texte lu dans une langue locale (s02q03). Veuillez corriger ou donner des explications au QG. Peu probable! AMADOU TIDIANE SOW  ne sait ni lire, ni écrire, ni comprendre dans aucune des langues  (s02q01,s02q02,s02q03). Veuillez corriger ou donner des explications au QG. </w:t>
@@ -2947,7 +2816,9 @@
         <w:br/>
         <w:t xml:space="preserve">- Peu probable! HAROUNA DIALLO  n'arrive pas  à comprendre un petit texte lu dans une langue locale (s02q03). Veuillez corriger ou donner des explications au QG. Peu probable! HAROUNA DIALLO  ne sait ni lire, ni écrire, ni comprendre dans aucune des langues  (s02q01,s02q02,s02q03). Veuillez corriger ou donner des explications au QG. </w:t>
         <w:br/>
-        <w:t>- Peu probable! OUSMANE DIALLO  n'arrive pas  à comprendre un petit texte lu dans une langue locale (s02q03). Veuillez corriger ou donner des explications au QG. Dans les milieux urbains c'est peu probable de voir une école dont les élèves ou étudiants ne dépensent pas en frais d'uniformes, prière de verifier pour OUSMANE DIALLO et corriger ou confirmer avec le QG. Incohérence ! OUSMANE DIALLO est âgé de 12 ans et fréquente le fondamental 2, tandis qu'il a débuté l'école à l'âge de 7 ans. Veuillez vérifier les informations renseignées aux questions s02q15, s02q08 ainsi que l'âge de l'individu, et corriger l'incohérence.</w:t>
+        <w:t xml:space="preserve">- Peu probable! MOHAMADOU SOW  n'arrive pas  à comprendre un petit texte lu dans une langue locale (s02q03). Veuillez corriger ou donner des explications au QG. Avertissement!!! L'âge de MOHAMADOU SOW avec son niveau d'étude (Fondamental 2) semble incoherent, veuillez confirmer cette information avec le QG ou corriger l'incohérence. Attention ! Le frais de scolarité (10000 Fcfa) de MOHAMADOU SOW en 4ème année de Secondaire 1 (Moyen) Général est relativement élevé par rapport aux autres frais de scolarités observés dans cette zone. Prière de corriger ou de confirmer avec le QG. </w:t>
+        <w:br/>
+        <w:t>- Peu probable! OUSMANE DIALLO  n'arrive pas  à comprendre un petit texte lu dans une langue locale (s02q03). Veuillez corriger ou donner des explications au QG. Dans les milieux urbains c'est peu probable de voir une école dont les élèves ou étudiants ne dépensent pas en frais d'uniformes, prière de verifier pour OUSMANE DIALLO et corriger ou confirmer avec le QG. Incohérence ! OUSMANE DIALLO est âgé de 12 ans et fréquente le fondamental 2, tandis qu'il a débuté l'école à l'âge de 7 ans. Veuillez vérifier les informations renseignées aux questions s02q15, s02q08 ainsi que l'âge de l'individu, et corriger l'incohérence. Attention ! Le frais de scolarité (2000 Fcfa) de OUSMANE DIALLO en 1ére année de Secondaire 1 (Moyen) Général est relativement faible par rapport aux autres frais de scolarités observés dans cette zone. Prière de corriger ou de confirmer avec le QG.</w:t>
       </w:r>
     </w:p>
     <w:p>
@@ -2991,7 +2862,7 @@
         <w:rPr>
           <w:sz w:val="20"/>
         </w:rPr>
-        <w:t>- Attention ! Le prix unitaire d'achat (100 Fcfa) de Ail en Sachets (Tres petit) est relativement élevé par rapport aux autres prix observés dans cette zone. Prière de corriger ou de confirmer avec le QG. Attention ! Le prix unitaire d'achat (100 Fcfa) de Cube alimentaire (Maggi, Jumbo, ) en Cube (Petit) est relativement élevé par rapport aux autres prix observés dans cette zone. Prière de corriger ou de confirmer avec le QG. Attention ! Le prix unitaire d'achat (1300 Fcfa) de Lait en poudre en Sachets (Moyen) est relativement élevé par rapport aux autres prix observés dans cette zone. Prière de corriger ou de confirmer avec le QG. Attention ! Le prix unitaire d'achat (250 Fcfa) de Sel en Sachets (Moyen) est relativement élevé par rapport aux autres prix observés dans cette zone. Prière de corriger ou de confirmer avec le QG. Avertissement!!! Le ménage a consommé 1 Paquet Moyen de Thé en sachet, cette quantité semble anormale pour une consommation des 7 derniers jours.Prière de corriger ou de confirmer avec le QG. Attention ! Le prix unitaire d'achat (1000 Fcfa) de Thé en sachet en Paquet (Moyen) est relativement élevé par rapport aux autres prix observés dans cette zone. Prière de corriger ou de confirmer avec le QG. Incohérence!! Dans ce ménage, chaque individus consomme par jour 24.96127 Kg  de cereale; Prière de revoir les quantités prises de ces produits. Le prix d'achat unitaire (225 Fcfa) de Riz local Gambiaka en Kg de taille  taille unique  est très faible, prière de regarder les reponses prises dans les questions s07bq07a s07bq07b s07bq07c s07bq08 pour mieux corriger. Attention ! Le prix unitaire d'achat (225 Fcfa) de Riz local Gambiaka en Kg (taille unique) est relativement faible par rapport aux autres prix observés dans cette zone. Prière de corriger ou de confirmer avec le QG.</w:t>
+        <w:t>- Attention ! Le prix unitaire d'achat (100 Fcfa) de Ail en Sachets (Tres petit) est relativement élevé par rapport aux autres prix observés dans cette zone. Prière de corriger ou de confirmer avec le QG. Attention ! Le prix unitaire d'achat (100 Fcfa) de Cube alimentaire (Maggi, Jumbo, ) en Cube (Petit) est relativement élevé par rapport aux autres prix observés dans cette zone. Prière de corriger ou de confirmer avec le QG. Attention ! Le prix unitaire d'achat (1300 Fcfa) de Lait en poudre en Sachets (Moyen) est relativement élevé par rapport aux autres prix observés dans cette zone. Prière de corriger ou de confirmer avec le QG. Attention ! Le prix unitaire d'achat (250 Fcfa) de Sel en Sachets (Moyen) est relativement élevé par rapport aux autres prix observés dans cette zone. Prière de corriger ou de confirmer avec le QG. Avertissement!!! Le ménage a consommé 1 Paquet Moyen de Thé en sachet, cette quantité semble anormale pour une consommation des 7 derniers jours.Prière de corriger ou de confirmer avec le QG. Attention ! Le prix unitaire d'achat (1000 Fcfa) de Thé en sachet en Paquet (Moyen) est relativement élevé par rapport aux autres prix observés dans cette zone. Prière de corriger ou de confirmer avec le QG. Incohérence!! Dans ce ménage, chaque individus consomme par jour 44.12571 Kg  de cereale; Prière de revoir les quantités prises de ces produits. Le prix d'achat unitaire (225 Fcfa) de Riz local Gambiaka en Kg de taille  taille unique  est très faible, prière de regarder les reponses prises dans les questions s07bq07a s07bq07b s07bq07c s07bq08 pour mieux corriger. Attention ! Le prix unitaire d'achat (225 Fcfa) de Riz local Gambiaka en Kg (taille unique) est relativement faible par rapport aux autres prix observés dans cette zone. Prière de corriger ou de confirmer avec le QG.</w:t>
       </w:r>
     </w:p>
     <w:p>
@@ -3022,27 +2893,6 @@
           <w:color w:val="4672C4"/>
           <w:sz w:val="22"/>
         </w:rPr>
-        <w:t>&gt;&gt; Section15 - Filets sociaux</w:t>
-      </w:r>
-    </w:p>
-    <w:p>
-      <w:pPr>
-        <w:ind w:left="283"/>
-      </w:pPr>
-      <w:r>
-        <w:rPr>
-          <w:sz w:val="20"/>
-        </w:rPr>
-        <w:t>- Prière de renseigner Programme national de bourses de sécurité familiales (PNBSF)  dans la section 15, même si le ménage n'a pas eu de programme entendu, prendre non et renseigner le reste des questions.</w:t>
-      </w:r>
-    </w:p>
-    <w:p>
-      <w:r>
-        <w:rPr>
-          <w:b/>
-          <w:color w:val="4672C4"/>
-          <w:sz w:val="22"/>
-        </w:rPr>
         <w:t>&gt;&gt; Section16a - Champs et parcelles</w:t>
       </w:r>
     </w:p>
@@ -3054,7 +2904,7 @@
         <w:rPr>
           <w:sz w:val="20"/>
         </w:rPr>
-        <w:t>- Avertissement!! Le champs a comme nom (parcelle 1) qui ne semble pas être un bon nom ou contient des lettres, prière de mettre le vrai nom du champs. Avertissement!! La parcelle a comme nom (parcelle 1) qui ne semble pas être un bon nom ou contient des lettres, prière de mettre le vrai nom de la parcelle. La quantité de fumure appliquée dans la parcelle parcelle 1 est de 98  qui semble élevé ou ne sait pas, prière de fournir d'effort pour estimer la quantité afin de corriger.</w:t>
+        <w:t>- La quantité de fumure appliquée dans la parcelle parcelle de mil est de 98  qui semble élevé ou ne sait pas, prière de fournir d'effort pour estimer la quantité afin de corriger.</w:t>
       </w:r>
     </w:p>
     <w:p>
@@ -3076,27 +2926,6 @@
           <w:sz w:val="20"/>
         </w:rPr>
         <w:t>- Avertissement !!!! Cette parcelle de la section 16E s'agit-il pas d'une parcelle déja listée en 16A ? Veuillez verifier s'il vous plaît afin d'éviter le double compte.</w:t>
-      </w:r>
-    </w:p>
-    <w:p>
-      <w:r>
-        <w:rPr>
-          <w:b/>
-          <w:color w:val="4672C4"/>
-          <w:sz w:val="22"/>
-        </w:rPr>
-        <w:t>&gt;&gt; Section19 - Equipements agricoles</w:t>
-      </w:r>
-    </w:p>
-    <w:p>
-      <w:pPr>
-        <w:ind w:left="283"/>
-      </w:pPr>
-      <w:r>
-        <w:rPr>
-          <w:sz w:val="20"/>
-        </w:rPr>
-        <w:t>- Incohérence!! Le prix de revente de Hache-Paille dans cette section 19 ne doit pas être égal 0 même si le ménage l'a reçu en cadeau prière de leurs aider à faire une estimation.</w:t>
       </w:r>
     </w:p>
     <w:p>
@@ -3503,7 +3332,7 @@
         <w:rPr>
           <w:sz w:val="20"/>
         </w:rPr>
-        <w:t>- Attention ! Le prix unitaire d'achat (100 Fcfa) de Ail en Sachets (Petit) est relativement élevé par rapport aux autres prix observés dans cette zone. Prière de corriger ou de confirmer avec le QG. Attention ! Le prix unitaire d'achat (100 Fcfa) de Cube alimentaire (Maggi, Jumbo, ) en Cube (Petit) est relativement élevé par rapport aux autres prix observés dans cette zone. Prière de corriger ou de confirmer avec le QG. Attention ! Le prix unitaire d'achat (1300 Fcfa) de Lait en poudre en Sachets (Moyen) est relativement élevé par rapport aux autres prix observés dans cette zone. Prière de corriger ou de confirmer avec le QG. Attention ! Le prix unitaire d'achat (150 Fcfa) de Piment frais en Sachets (Petit) est relativement élevé par rapport aux autres prix observés dans cette zone. Prière de corriger ou de confirmer avec le QG. Attention ! Le prix unitaire d'achat (200 Fcfa) de Œufs frais en Pièce (taille unique) est relativement élevé par rapport aux autres prix observés dans cette zone. Prière de corriger ou de confirmer avec le QG. Attention ! Le prix unitaire d'achat (50 Fcfa) de Carotte en Pièce (Petit) est relativement faible par rapport aux autres prix observés dans cette zone. Prière de corriger ou de confirmer avec le QG. Avertissement!!! Le ménage a consommé 7 Paquet Petit de Thé en sachet, cette quantité semble anormale pour une consommation des 7 derniers jours.Prière de corriger ou de confirmer avec le QG. Avertissement!! le prix unitaire (100 Fcfa) de Thé en sachet (unité: Paquet) de taille Petit est très faible ou élevé. Prière de corriger ou de confirmer avec le QG. Avertissement!!!Le ménage a consommé 49 miche de Moyen de Pain traditionnel (Baguette)  ce qui semble incoherent pour une consommation aucours des 7 derniers jours, prière de verifier et corriger. Incohérence!! Dans ce ménage, chaque individus consomme par jour 37.88476 Kg  de cereale; Prière de revoir les quantités prises de ces produits. Le prix d'achat unitaire (133.3333 Fcfa) de Riz local Gambiaka en Kg de taille  taille unique  est très faible, prière de regarder les reponses prises dans les questions s07bq07a s07bq07b s07bq07c s07bq08 pour mieux corriger. Attention ! Le prix unitaire d'achat (133.3333 Fcfa) de Riz local Gambiaka en Kg (taille unique) est relativement faible par rapport aux autres prix observés dans cette zone. Prière de corriger ou de confirmer avec le QG. Incohérence!! Dans ce ménage, chaque individus consomme par jour 37.88476 Kg  de cereale; Prière de revoir les quantités prises de ces produits. Le prix d'achat unitaire (66.66666 Fcfa) de Mil en Kg de taille  taille unique  est très faible, prière de regarder les reponses prises dans les questions s07bq07a s07bq07b s07bq07c s07bq08 pour mieux corriger. Attention ! Le prix unitaire d'achat (66.66666 Fcfa) de Mil en Kg (taille unique) est relativement faible par rapport aux autres prix observés dans cette zone. Prière de corriger ou de confirmer avec le QG.</w:t>
+        <w:t>- Attention ! Le prix unitaire d'achat (100 Fcfa) de Ail en Sachets (Petit) est relativement élevé par rapport aux autres prix observés dans cette zone. Prière de corriger ou de confirmer avec le QG. Attention ! Le prix unitaire d'achat (100 Fcfa) de Cube alimentaire (Maggi, Jumbo, ) en Cube (Petit) est relativement élevé par rapport aux autres prix observés dans cette zone. Prière de corriger ou de confirmer avec le QG. Attention ! Le prix unitaire d'achat (100 Fcfa) de Poireau en Tas (Petit) est relativement élevé par rapport aux autres prix observés dans cette zone. Prière de corriger ou de confirmer avec le QG. Attention ! Le prix unitaire d'achat (1300 Fcfa) de Lait en poudre en Sachets (Moyen) est relativement élevé par rapport aux autres prix observés dans cette zone. Prière de corriger ou de confirmer avec le QG. Attention ! Le prix unitaire d'achat (150 Fcfa) de Piment frais en Sachets (Petit) est relativement élevé par rapport aux autres prix observés dans cette zone. Prière de corriger ou de confirmer avec le QG. Attention ! Le prix unitaire d'achat (200 Fcfa) de Œufs frais en Pièce (taille unique) est relativement élevé par rapport aux autres prix observés dans cette zone. Prière de corriger ou de confirmer avec le QG. Attention ! Le prix unitaire d'achat (50 Fcfa) de Carotte en Pièce (Petit) est relativement faible par rapport aux autres prix observés dans cette zone. Prière de corriger ou de confirmer avec le QG. Avertissement!!! Le ménage a consommé 7 Paquet Petit de Thé en sachet, cette quantité semble anormale pour une consommation des 7 derniers jours.Prière de corriger ou de confirmer avec le QG. Avertissement!! le prix unitaire (100 Fcfa) de Thé en sachet (unité: Paquet) de taille Petit est très faible ou élevé. Prière de corriger ou de confirmer avec le QG. Avertissement!!!Le ménage a consommé 49 miche de Moyen de Pain traditionnel (Baguette)  ce qui semble incoherent pour une consommation aucours des 7 derniers jours, prière de verifier et corriger. Incohérence!! Dans ce ménage, chaque individus consomme par jour 71.82214 Kg  de cereale; Prière de revoir les quantités prises de ces produits. Le prix d'achat unitaire (133.3333 Fcfa) de Riz local Gambiaka en Kg de taille  taille unique  est très faible, prière de regarder les reponses prises dans les questions s07bq07a s07bq07b s07bq07c s07bq08 pour mieux corriger. Attention ! Le prix unitaire d'achat (133.3333 Fcfa) de Riz local Gambiaka en Kg (taille unique) est relativement faible par rapport aux autres prix observés dans cette zone. Prière de corriger ou de confirmer avec le QG. Incohérence!! Dans ce ménage, chaque individus consomme par jour 71.82214 Kg  de cereale; Prière de revoir les quantités prises de ces produits. Le prix d'achat unitaire (66.66666 Fcfa) de Mil en Kg de taille  taille unique  est très faible, prière de regarder les reponses prises dans les questions s07bq07a s07bq07b s07bq07c s07bq08 pour mieux corriger. Attention ! Le prix unitaire d'achat (66.66666 Fcfa) de Mil en Kg (taille unique) est relativement faible par rapport aux autres prix observés dans cette zone. Prière de corriger ou de confirmer avec le QG. Attention ! Soupçons de quantité anormale! Le ménage de MAMADOU OUSMANE DIALLO avec une taille de 6 personnes a consommé 21 Kg en taille unique de Mil qui est relativement élevé comme consommation par rapport à la condition de vie des autres ménages de même taille dans cette zone. Prière de corriger ou de confirmer avec le QG.</w:t>
       </w:r>
     </w:p>
     <w:p>
@@ -3566,7 +3395,7 @@
         <w:rPr>
           <w:sz w:val="20"/>
         </w:rPr>
-        <w:t>- L'entreprise PRODUITS alimentaires existe dit n'avoir pas fait la revente de marchandises achetées et revendues en état, aussi le montant obtenus sur la vente de produits transformés par l'entreprise  n'a reçu aucune somme sur les reventes (s10q46=0 &amp; s10q48=0 &amp; s10q50=0); alors s'agit-il de quelle entreprise ? Le Nombre  d'entreprise declaré entre 10.02 à 10.10 est different de celui declaré en 10.12, veuillez verifier cette information.</w:t>
+        <w:t>- L'entreprise PRODUITS alimentaires existe dit n'avoir pas fait la revente de marchandises achetées et revendues en état, aussi le montant obtenus sur la vente de produits transformés par l'entreprise  n'a reçu aucune somme sur les reventes (s10q46=0 &amp; s10q48=0 &amp; s10q50=0); alors s'agit-il de quelle entreprise ? Le salaire qu'une personne de cette catégorie (10.62) a travaillé(e) dans cette entreprise PRODUITS alimentaires est élevé ou faible. Prière de confirmer cette information avec le QG ou de corriger.</w:t>
       </w:r>
     </w:p>
     <w:p>
@@ -3618,27 +3447,6 @@
           <w:color w:val="4672C4"/>
           <w:sz w:val="22"/>
         </w:rPr>
-        <w:t>&gt;&gt; Section14 - Chocs</w:t>
-      </w:r>
-    </w:p>
-    <w:p>
-      <w:pPr>
-        <w:ind w:left="283"/>
-      </w:pPr>
-      <w:r>
-        <w:rPr>
-          <w:sz w:val="20"/>
-        </w:rPr>
-        <w:t>- Avertissement!! Le ménage n'a été négativement affecté par aucun des problèmes donnés dans la section 14. Confirmez vous cette information avec le QG?</w:t>
-      </w:r>
-    </w:p>
-    <w:p>
-      <w:r>
-        <w:rPr>
-          <w:b/>
-          <w:color w:val="4672C4"/>
-          <w:sz w:val="22"/>
-        </w:rPr>
         <w:t>&gt;&gt; Section16a - Champs et parcelles</w:t>
       </w:r>
     </w:p>
@@ -3650,7 +3458,7 @@
         <w:rPr>
           <w:sz w:val="20"/>
         </w:rPr>
-        <w:t>- Avertissement!! Le champs a comme nom (1) qui ne semble pas être un bon nom ou contient des lettres, prière de mettre le vrai nom du champs. La quantité de fumure appliquée dans la parcelle parcelle est de 98  qui semble élevé ou ne sait pas, prière de fournir d'effort pour estimer la quantité afin de corriger. La superficie de la parcelle parcelle selon les mesures GPS est de 1550 hectare qui semble élevé ou faible, prière de corriger.</w:t>
+        <w:t>- La quantité de fumure appliquée dans la parcelle parcelle de sorgho est de 98  qui semble élevé ou ne sait pas, prière de fournir d'effort pour estimer la quantité afin de corriger. La superficie de la parcelle parcelle de sorgho selon les mesures GPS est de 1550 hectare qui semble élevé ou faible, prière de corriger. Le document légal (titre, acte, certificat etc. ) qui affirme votre possession de la parcelle parcelle de sorgho est  et semble exister dans les modalités, prière de prendre attache avec le QG pour plus d'explication afin de la classer bien.</w:t>
       </w:r>
     </w:p>
     <w:p>
@@ -3696,8 +3504,6 @@
         <w:rPr>
           <w:sz w:val="20"/>
         </w:rPr>
-        <w:t xml:space="preserve">- Incohérence!! Le prix de revente de Abreuvoir / Mangeoire dans cette section 19 ne doit pas être égal 0 même si le ménage l'a reçu en cadeau prière de leurs aider à faire une estimation. </w:t>
-        <w:br/>
         <w:t>- Incohérence!! Le prix de revente de Machette dans cette section 19 ne doit pas être égal 0 même si le ménage l'a reçu en cadeau prière de leurs aider à faire une estimation.</w:t>
       </w:r>
     </w:p>
@@ -4055,11 +3861,11 @@
         <w:rPr>
           <w:sz w:val="20"/>
         </w:rPr>
-        <w:t xml:space="preserve">- Avertissement! Veuillez renseigner par oui ou non toutes les modalités de la question s01q47. Attention ! Le montant (6000 Fcfa) dépensé ou reçu en cadeau pour les cartes prépayées, les transferts de crédit et les abonnements de  Amadou diop est relativement élevé par rapport aux autres montants depansés observés dans cette zone. Prière de corriger ou de confirmer avec le QG. </w:t>
+        <w:t xml:space="preserve">- Avertissement! Veuillez renseigner par oui ou non toutes les modalités de la question s01q47. </w:t>
         <w:br/>
-        <w:t xml:space="preserve">- Attention ! Le montant (5000 Fcfa) dépensé ou reçu en cadeau pour les cartes prépayées, les transferts de crédit et les abonnements de  mamadou diop est relativement élevé par rapport aux autres montants depansés observés dans cette zone. Prière de corriger ou de confirmer avec le QG. </w:t>
+        <w:t xml:space="preserve">- Attention ! Le montant (5000 Fcfa) dépensé ou reçu en cadeau pour les cartes prépayées, les transferts de crédit et les abonnements de  aminata gueye est relativement élevé par rapport aux autres montants depansés observés dans cette zone. Prière de corriger ou de confirmer avec le QG. </w:t>
         <w:br/>
-        <w:t>- Incohérence!! Le nombre d'année (9999) que aminata gueye a vécu dans la localité est superieur à son âge (40) ou ne sait pas. Prière de corriger.Attention ! Le montant (6000 Fcfa) dépensé ou reçu en cadeau pour les cartes prépayées, les transferts de crédit et les abonnements de  aminata gueye est relativement élevé par rapport aux autres montants depansés observés dans cette zone. Prière de corriger ou de confirmer avec le QG.</w:t>
+        <w:t>- Attention ! Le montant (6000 Fcfa) dépensé ou reçu en cadeau pour les recharges internet ou de forfaits de données mobiles(hors appels vocaux), aucours des 30 derniers jours de  mamadou diop est relativement élevé par rapport aux autres montants depansés observés dans cette zone. Prière de corriger ou de confirmer avec le QG.</w:t>
       </w:r>
     </w:p>
     <w:p>
@@ -4086,11 +3892,11 @@
         <w:br/>
         <w:t xml:space="preserve">- Peu probable! aminata gueye  n'arrive pas  à comprendre un petit texte lu dans une langue locale (s02q03). Veuillez corriger ou donner des explications au QG. </w:t>
         <w:br/>
-        <w:t xml:space="preserve">- Peu probable! dieynaba diop  n'arrive pas  à comprendre un petit texte lu dans une langue locale (s02q03). Veuillez corriger ou donner des explications au QG. Dans les milieux urbains c'est peu probable de voir une école dont les élèves ou étudiants ne dépensent pas en frais d'uniformes, prière de verifier pour dieynaba diop et corriger ou confirmer avec le QG. </w:t>
+        <w:t xml:space="preserve">- Peu probable! dieynaba diop  n'arrive pas  à comprendre un petit texte lu dans une langue locale (s02q03). Veuillez corriger ou donner des explications au QG. Dans les milieux urbains c'est peu probable de voir une école dont les élèves ou étudiants ne dépensent pas en frais d'uniformes, prière de verifier pour dieynaba diop et corriger ou confirmer avec le QG. Attention ! Le frais de scolarité (10000 Fcfa) de dieynaba diop en 2ème année de Secondaire 1 (Moyen) Général est relativement élevé par rapport aux autres frais de scolarités observés dans cette zone. Prière de corriger ou de confirmer avec le QG. </w:t>
         <w:br/>
         <w:t xml:space="preserve">- Peu probable! mamadou diop  n'arrive pas  à comprendre un petit texte lu dans une langue locale (s02q03). Veuillez corriger ou donner des explications au QG. </w:t>
         <w:br/>
-        <w:t xml:space="preserve">- Peu probable! ou raye diop  n'arrive pas  à comprendre un petit texte lu dans une langue locale (s02q03). Veuillez corriger ou donner des explications au QG. Peu probable! ou raye diop  ne sait ni lire, ni écrire, ni comprendre dans aucune des langues  (s02q01,s02q02,s02q03). Veuillez corriger ou donner des explications au QG. Peu plausible ou raye diop fréquente au minimum le fondamental 1 mais ne sait ni lire ni comprendre la langue française, prière de corriger ou de confirmer avec le QG merci. Le montant des frais pour les cahiers et autres matériels scolaires pour l'année scolaire de ou raye diop est de 0 FCFA, ou raye diop a fait comment pour payer ces cahiers et autres matériels scolaires (SAC, stylo, craie, ardoise, crayon...) ? prière de corriger. Dans les milieux urbains c'est peu probable de voir une école dont les élèves ou étudiants ne dépensent pas en frais d'uniformes, prière de verifier pour ou raye diop et corriger ou confirmer avec le QG. Le montant des autres depenses pour l'année scolaire de ou raye diop est faible ou élevé. veuillez, s'il vous plait, confirmer ces informations avec le QG ou apporter les corrections nécessaires. Attention ! Le frais de scolarité (8000 Fcfa) de ou raye diop en 1ére année de Primaire est relativement élevé par rapport aux autres frais de scolarités observés dans cette zone. Prière de corriger ou de confirmer avec le QG. </w:t>
+        <w:t xml:space="preserve">- Peu probable! ou raye diop  n'arrive pas  à comprendre un petit texte lu dans une langue locale (s02q03). Veuillez corriger ou donner des explications au QG. Peu probable! ou raye diop  ne sait ni lire, ni écrire, ni comprendre dans aucune des langues  (s02q01,s02q02,s02q03). Veuillez corriger ou donner des explications au QG. Peu plausible ou raye diop fréquente au minimum le fondamental 1 mais ne sait ni lire ni comprendre la langue française, prière de corriger ou de confirmer avec le QG merci. Le montant des frais pour les cahiers et autres matériels scolaires pour l'année scolaire de ou raye diop est de 0 FCFA, ou raye diop a fait comment pour payer ces cahiers et autres matériels scolaires (SAC, stylo, craie, ardoise, crayon...) ? prière de corriger. Dans les milieux urbains c'est peu probable de voir une école dont les élèves ou étudiants ne dépensent pas en frais d'uniformes, prière de verifier pour ou raye diop et corriger ou confirmer avec le QG. Le montant des autres depenses pour l'année scolaire de ou raye diop est faible ou élevé. veuillez, s'il vous plait, confirmer ces informations avec le QG ou apporter les corrections nécessaires. </w:t>
         <w:br/>
         <w:t>- Peu probable! ousmane diop  n'arrive pas  à comprendre un petit texte lu dans une langue locale (s02q03). Veuillez corriger ou donner des explications au QG. Peu probable! ousmane diop  ne sait ni lire, ni écrire, ni comprendre dans aucune des langues  (s02q01,s02q02,s02q03). Veuillez corriger ou donner des explications au QG.</w:t>
       </w:r>
@@ -4102,7 +3908,7 @@
           <w:color w:val="4672C4"/>
           <w:sz w:val="22"/>
         </w:rPr>
-        <w:t>&gt;&gt; Section4a - Emploi</w:t>
+        <w:t>&gt;&gt; Section4b - Emploi - Activite principale</w:t>
       </w:r>
     </w:p>
     <w:p>
@@ -4113,7 +3919,9 @@
         <w:rPr>
           <w:sz w:val="20"/>
         </w:rPr>
-        <w:t>- Avertissement! Généralement les jeunes hommes (10 à 25ans) font des travaux ménager soit apprendre les enfants à reviser leurs léçons ou d'autres cours, Amadou diop n'a consacré aucune heure pour les travaux cités en s04q01, s04q02, s04q03, s04q04, s04q05, s04q06, s04q07 et s04q08.Prière de regarder pour corriger ou confirmer avec le QG.</w:t>
+        <w:t xml:space="preserve">- || Nombre de mois exercé par Amadou diop dans l'emploi au cours des 12 derniers mois semble faible, veuillez corriger s'il vous plait ou comfirmer avec le QG. </w:t>
+        <w:br/>
+        <w:t>- Nombre de mois exercé par ousmane diop dans l'emploi au cours des 12 derniers mois semble faible, veuillez corriger s'il vous plait ou comfirmer avec le QG.</w:t>
       </w:r>
     </w:p>
     <w:p>
@@ -4134,7 +3942,7 @@
         <w:rPr>
           <w:sz w:val="20"/>
         </w:rPr>
-        <w:t>- Attention ! Le prix unitaire d'achat (400 Fcfa) de Poivre en Sachets (Petit) est relativement élevé par rapport aux autres prix observés dans cette zone. Prière de corriger ou de confirmer avec le QG. Attention ! Le prix unitaire d'achat (75 Fcfa) de Citron en Pièce (Petit) est relativement élevé par rapport aux autres prix observés dans cette zone. Prière de corriger ou de confirmer avec le QG. Avertissement!! La quantité (8 litre) du produit Huile de soja  consommée  par le ménage semble très élevé, prière de corriger ou confirmer avec le QG. Avertissement!!! Le ménage a consommé 7 Paquet Petit de Thé en sachet, cette quantité semble anormale pour une consommation des 7 derniers jours.Prière de corriger ou de confirmer avec le QG. Avertissement!! le prix unitaire (150 Fcfa) de Thé en sachet (unité: Paquet) de taille Petit est très faible ou élevé. Prière de corriger ou de confirmer avec le QG. Avertissement!!!Le ménage a consommé 56 miche de Petit de Pain traditionnel (Baguette)  ce qui semble incoherent pour une consommation aucours des 7 derniers jours, prière de verifier et corriger. Incohérence!! Dans ce ménage, chaque individus consomme par jour 37.81878 Kg  de cereale; Prière de revoir les quantités prises de ces produits. Incohérence!! Dans ce ménage, chaque individus consomme par jour 37.81878 Kg  de cereale; Prière de revoir les quantités prises de ces produits. Le ménage a consommé 1 Sac (25 Kg) taille unique de Sel, cette quantité semble anormale pour une consommation des 7 derniers jours. prière de verifier et corriger ou confirmer avec le QG. Difficile de consommer le Sel en Sac (25 Kg) taille unique prière de verifier.</w:t>
+        <w:t>- Attention ! Le prix unitaire d'achat (100 Fcfa) de Noix de cola en Pièce (Petit) est relativement élevé par rapport aux autres prix observés dans cette zone. Prière de corriger ou de confirmer avec le QG. Avertissement!! La quantité (8 litre) du produit Huile de soja  consommée  par le ménage semble très élevé, prière de corriger ou confirmer avec le QG. Avertissement!!! Le ménage a consommé 7 Paquet Petit de Thé en sachet, cette quantité semble anormale pour une consommation des 7 derniers jours.Prière de corriger ou de confirmer avec le QG. Avertissement!! le prix unitaire (150 Fcfa) de Thé en sachet (unité: Paquet) de taille Petit est très faible ou élevé. Prière de corriger ou de confirmer avec le QG. Attention ! Le prix unitaire d'achat (150 Fcfa) de Thé en sachet en Paquet (Petit) est relativement élevé par rapport aux autres prix observés dans cette zone. Prière de corriger ou de confirmer avec le QG. Avertissement!!!Le ménage a consommé 56 miche de Petit de Pain traditionnel (Baguette)  ce qui semble incoherent pour une consommation aucours des 7 derniers jours, prière de verifier et corriger. Incohérence!! Dans ce ménage, chaque individus consomme par jour 65.42592 Kg  de cereale; Prière de revoir les quantités prises de ces produits. Incohérence!! Dans ce ménage, chaque individus consomme par jour 65.42592 Kg  de cereale; Prière de revoir les quantités prises de ces produits. Le prix d'achat unitaire (50 Fcfa) de Sel en Sac (25 Kg) de taille taille unique est très faible, prière de regarder les reponses prises dans les questions s07bq07a s07bq07b s07bq07c s07bq08 pour mieux corriger.</w:t>
       </w:r>
     </w:p>
     <w:p>
@@ -4218,7 +4026,7 @@
         <w:rPr>
           <w:sz w:val="20"/>
         </w:rPr>
-        <w:t>- le montant supporté par le ménage pour cette source d’énergie au cours des 30 derniers jours semble élevé, prière de confirmer ou corriger. Avertissement!! Le ménage (vit en milieu urbain) se débarrasse de ses ordures ménagères soit par le Dépotoir sauvage, brûle et enterre, prière de corriger ou confirmer avec le QG.</w:t>
+        <w:t>- Avertissement!! Le ménage (vit en milieu urbain) se débarrasse de ses ordures ménagères soit par le Dépotoir sauvage, brûle et enterre, prière de corriger ou confirmer avec le QG.</w:t>
       </w:r>
     </w:p>
     <w:p>
@@ -4239,7 +4047,9 @@
         <w:rPr>
           <w:sz w:val="20"/>
         </w:rPr>
-        <w:t xml:space="preserve">- Avertissement!!! Le prix d'achat (200000) de l'article  Matelas simple est inférieur aux prix de revente (250000)  avec l'âge du bien atteignant 8 ans. Prière de vérifier ou confirmer avec l'enquêté et mettre les bonnes valeurs après verification, s'il le faut. Attention ! Matelas simple a été achété à 200000 Fcfa est relativement élevé par rapport aux autres prix d'achat observés dans cette zone. Prière de corriger ou de confirmer avec le QG. Attention ! Matelas simple a été revendu à 250000 Fcfa qui est relativement élevé par rapport aux autres prix de revente observés dans cette zone. Prière de corriger ou de confirmer avec le QG. </w:t>
+        <w:t xml:space="preserve">- Attention ! Tapis a été achété à 30000 Fcfa est relativement élevé par rapport aux autres prix d'achat observés dans cette zone. Prière de corriger ou de confirmer avec le QG. </w:t>
+        <w:br/>
+        <w:t xml:space="preserve">- Attention ! Ventilateur sur pied a été revendu à 24000 Fcfa qui est relativement élevé par rapport aux autres prix de revente observés dans cette zone. Prière de corriger ou de confirmer avec le QG. </w:t>
         <w:br/>
         <w:t>- Avertissement!!! Le prix d'achat (6000) de l'article  Radio simple/Radiocassette est inférieur aux prix de revente (7000)  avec l'âge du bien atteignant 2 ans. Prière de vérifier ou confirmer avec l'enquêté et mettre les bonnes valeurs après verification, s'il le faut.</w:t>
       </w:r>
@@ -4682,8 +4492,6 @@
         <w:rPr>
           <w:sz w:val="20"/>
         </w:rPr>
-        <w:t xml:space="preserve">- Attention ! Vous avez déclaré en s01q00 que le répondant est la personne elle-même, or binta cissokho est trop jeune (8 ans) pour fournir des informations correctes. Prière de refaire la section 1 pour binta cissokho en demandant à un adulte de répondre aux questions à sa place. </w:t>
-        <w:br/>
         <w:t xml:space="preserve">- Incoherence! AISSATA FALL dispose d'un téléphone portable à s01q39, donc la raison évoquée ne peut pas être (ne dispose pas d'appareil). </w:t>
         <w:br/>
         <w:t xml:space="preserve">- Incoherence! farmata  cissoko dispose d'un téléphone portable à s01q39, donc la raison évoquée ne peut pas être (ne dispose pas d'appareil). </w:t>
@@ -4725,7 +4533,7 @@
         <w:br/>
         <w:t xml:space="preserve">- Peu probable! malick cissoko  n'arrive pas  à comprendre un petit texte lu dans une langue locale (s02q03). Veuillez corriger ou donner des explications au QG. Peu probable! malick cissoko  ne sait ni lire, ni écrire, ni comprendre dans aucune des langues  (s02q01,s02q02,s02q03). Veuillez corriger ou donner des explications au QG. </w:t>
         <w:br/>
-        <w:t>- Peu probable! sadio kamara  n'arrive pas  à comprendre un petit texte lu dans une langue locale (s02q03). Veuillez corriger ou donner des explications au QG. Dans les milieux urbains c'est peu probable de voir une école dont les élèves ou étudiants ne dépensent pas en frais d'uniformes, prière de verifier pour sadio kamara et corriger ou confirmer avec le QG.</w:t>
+        <w:t>- Peu probable! sadio kamara  n'arrive pas  à comprendre un petit texte lu dans une langue locale (s02q03). Veuillez corriger ou donner des explications au QG. Dans les milieux urbains c'est peu probable de voir une école dont les élèves ou étudiants ne dépensent pas en frais d'uniformes, prière de verifier pour sadio kamara et corriger ou confirmer avec le QG. Attention ! Le frais de scolarité (10000 Fcfa) de sadio kamara en 2ème année de Secondaire 1 (Moyen) Général est relativement élevé par rapport aux autres frais de scolarités observés dans cette zone. Prière de corriger ou de confirmer avec le QG.</w:t>
       </w:r>
     </w:p>
     <w:p>
@@ -4756,27 +4564,6 @@
           <w:color w:val="4672C4"/>
           <w:sz w:val="22"/>
         </w:rPr>
-        <w:t>&gt;&gt; Section4b - Emploi - Activite principale</w:t>
-      </w:r>
-    </w:p>
-    <w:p>
-      <w:pPr>
-        <w:ind w:left="283"/>
-      </w:pPr>
-      <w:r>
-        <w:rPr>
-          <w:sz w:val="20"/>
-        </w:rPr>
-        <w:t>- || Attention ! Le nombre de jours que farmata  cissoko a travaillés par mois semble être inférieur à 15. Veuillez, s'il vous plaît, confirmer cette information.</w:t>
-      </w:r>
-    </w:p>
-    <w:p>
-      <w:r>
-        <w:rPr>
-          <w:b/>
-          <w:color w:val="4672C4"/>
-          <w:sz w:val="22"/>
-        </w:rPr>
         <w:t>&gt;&gt; Section7b - Consommation alimentaire - 7 jours</w:t>
       </w:r>
     </w:p>
@@ -4788,7 +4575,7 @@
         <w:rPr>
           <w:sz w:val="20"/>
         </w:rPr>
-        <w:t>- Attention ! Le prix unitaire d'achat (100 Fcfa) de Pastèque en Pièce (Moyen) est relativement faible par rapport aux autres prix observés dans cette zone. Prière de corriger ou de confirmer avec le QG. Attention ! Le prix unitaire d'achat (50 Fcfa) de Cube alimentaire (Maggi, Jumbo, ) en Cube (Petit) est relativement élevé par rapport aux autres prix observés dans cette zone. Prière de corriger ou de confirmer avec le QG. Attention ! Le prix unitaire d'achat (600 Fcfa) de Piment frais en Tas (Petit) est relativement élevé par rapport aux autres prix observés dans cette zone. Prière de corriger ou de confirmer avec le QG. Avertissement!! La quantité (6 litre) du produit Huile de soja  consommée  par le ménage semble très élevé, prière de corriger ou confirmer avec le QG. Avertissement!! le prix unitaire (150 Fcfa) de Thé en sachet (unité: Sachets) de taille Moyen est très faible ou élevé. Prière de corriger ou de confirmer avec le QG. Avertissement!!!Le ménage a consommé 63 Morceau (Portion) de Moyen de Beurre  ce qui semble incoherent pour une consommation aucours des 7 derniers jours, prière de verifier et corriger. Avertissement!!!Le ménage a consommé 63 miche de Petit de Pain traditionnel (Baguette)  ce qui semble incoherent pour une consommation aucours des 7 derniers jours, prière de verifier et corriger. Incohérence!! Dans ce ménage, chaque individus consomme par jour 34.94196 Kg  de cereale; Prière de revoir les quantités prises de ces produits. Incohérence!! Dans ce ménage, chaque individus consomme par jour 34.94196 Kg  de cereale; Prière de revoir les quantités prises de ces produits.</w:t>
+        <w:t>- Attention ! Le prix unitaire d'achat (50 Fcfa) de Cube alimentaire (Maggi, Jumbo, ) en Cube (Petit) est relativement élevé par rapport aux autres prix observés dans cette zone. Prière de corriger ou de confirmer avec le QG. Avertissement!! La quantité (6 litre) du produit Huile de soja  consommée  par le ménage semble très élevé, prière de corriger ou confirmer avec le QG. Avertissement!! le prix unitaire (150 Fcfa) de Thé en sachet (unité: Sachets) de taille Tres petit est très faible ou élevé. Prière de corriger ou de confirmer avec le QG. Incohérence!! Dans ce ménage, chaque individus consomme par jour 56.40625 Kg  de cereale; Prière de revoir les quantités prises de ces produits. Incohérence!! Dans ce ménage, chaque individus consomme par jour 56.40625 Kg  de cereale; Prière de revoir les quantités prises de ces produits.</w:t>
       </w:r>
     </w:p>
     <w:p>
@@ -4840,50 +4627,6 @@
           <w:color w:val="4672C4"/>
           <w:sz w:val="22"/>
         </w:rPr>
-        <w:t>&gt;&gt; Section9d - Depenses non-alimentaires - 3 mois</w:t>
-      </w:r>
-    </w:p>
-    <w:p>
-      <w:pPr>
-        <w:ind w:left="283"/>
-      </w:pPr>
-      <w:r>
-        <w:rPr>
-          <w:sz w:val="20"/>
-        </w:rPr>
-        <w:t xml:space="preserve">- Peu plausible! le montant de la dépense pour Frais d'entretien et de réparation de chaussures: cirage, ressemelage, etc semble trop élevé. Veuillez, s'il vous plaît, confirmer cette information avec le QG ou la corriger. </w:t>
-        <w:br/>
-        <w:t>- Peu plausible! le montant de la dépense pour Transport inter-localité à traction animale semble trop élevé. Veuillez, s'il vous plaît, confirmer cette information avec le QG ou la corriger.</w:t>
-      </w:r>
-    </w:p>
-    <w:p>
-      <w:r>
-        <w:rPr>
-          <w:b/>
-          <w:color w:val="4672C4"/>
-          <w:sz w:val="22"/>
-        </w:rPr>
-        <w:t>&gt;&gt; Section10b - caracteristiques entreprise non agricole</w:t>
-      </w:r>
-    </w:p>
-    <w:p>
-      <w:pPr>
-        <w:ind w:left="283"/>
-      </w:pPr>
-      <w:r>
-        <w:rPr>
-          <w:sz w:val="20"/>
-        </w:rPr>
-        <w:t>- Incohérence!! L'entreprise vente de legume en detail dit avoir réçu une somme sur la revente de ces marchandises achetées et revendues en état (s10q46 est differnt de 0) mais n'a depensé aucune somme sur l'achat des marchandises revendues en état (s10q47==0), prière de fournir plus d'effort pour estimer le montant obtenu sur la depense de ces marchandises achetées et revendues en état.</w:t>
-      </w:r>
-    </w:p>
-    <w:p>
-      <w:r>
-        <w:rPr>
-          <w:b/>
-          <w:color w:val="4672C4"/>
-          <w:sz w:val="22"/>
-        </w:rPr>
         <w:t>&gt;&gt; Section11 - Caracteristiques logement</w:t>
       </w:r>
     </w:p>
@@ -4905,6 +4648,27 @@
           <w:color w:val="4672C4"/>
           <w:sz w:val="22"/>
         </w:rPr>
+        <w:t>&gt;&gt; Section12 - Actifs du menage</w:t>
+      </w:r>
+    </w:p>
+    <w:p>
+      <w:pPr>
+        <w:ind w:left="283"/>
+      </w:pPr>
+      <w:r>
+        <w:rPr>
+          <w:sz w:val="20"/>
+        </w:rPr>
+        <w:t>- Attention ! Matelas simple a été achété à 115000 Fcfa est relativement élevé par rapport aux autres prix d'achat observés dans cette zone. Prière de corriger ou de confirmer avec le QG. Attention ! Matelas simple a été revendu à 100000 Fcfa qui est relativement élevé par rapport aux autres prix de revente observés dans cette zone. Prière de corriger ou de confirmer avec le QG.</w:t>
+      </w:r>
+    </w:p>
+    <w:p>
+      <w:r>
+        <w:rPr>
+          <w:b/>
+          <w:color w:val="4672C4"/>
+          <w:sz w:val="22"/>
+        </w:rPr>
         <w:t>&gt;&gt; Section16a - Champs et parcelles</w:t>
       </w:r>
     </w:p>
@@ -4917,27 +4681,6 @@
           <w:sz w:val="20"/>
         </w:rPr>
         <w:t>- La section 16 du ménage de AISSATA FALL n'est pas renseigné, prière de renseigner.</w:t>
-      </w:r>
-    </w:p>
-    <w:p>
-      <w:r>
-        <w:rPr>
-          <w:b/>
-          <w:color w:val="4672C4"/>
-          <w:sz w:val="22"/>
-        </w:rPr>
-        <w:t>&gt;&gt; Section18c - Cueillette</w:t>
-      </w:r>
-    </w:p>
-    <w:p>
-      <w:pPr>
-        <w:ind w:left="283"/>
-      </w:pPr>
-      <w:r>
-        <w:rPr>
-          <w:sz w:val="20"/>
-        </w:rPr>
-        <w:t>- Prière de renseigner la valeur de ce produit consommé ou stocké par votre ménage au cours des 12 derniers mois, prière de fournir d'effort pour avoir une estimation (s18cq03) au lieu de 9999.</w:t>
       </w:r>
     </w:p>
     <w:p>
@@ -5262,6 +5005,27 @@
           <w:color w:val="4672C4"/>
           <w:sz w:val="22"/>
         </w:rPr>
+        <w:t>&gt;&gt; Section0 - Identification et renseignements de controle</w:t>
+      </w:r>
+    </w:p>
+    <w:p>
+      <w:pPr>
+        <w:ind w:left="283"/>
+      </w:pPr>
+      <w:r>
+        <w:rPr>
+          <w:sz w:val="20"/>
+        </w:rPr>
+        <w:t>- Le questionnaire semble ne pas être complètement fini mais le questionnaire est en statut complet, prière de compléter le questionnaire.</w:t>
+      </w:r>
+    </w:p>
+    <w:p>
+      <w:r>
+        <w:rPr>
+          <w:b/>
+          <w:color w:val="4672C4"/>
+          <w:sz w:val="22"/>
+        </w:rPr>
         <w:t>&gt;&gt; Section1 - Caracteristiques des membres</w:t>
       </w:r>
     </w:p>
@@ -5353,13 +5117,28 @@
         <w:rPr>
           <w:sz w:val="20"/>
         </w:rPr>
-        <w:t xml:space="preserve">- HAMADY NIANG 1 fait griot pour subvenir principalement à ses besoins et semble exister dans les modalités, prière de prendre attache avec le QG pour plus d'explication afin de la classer bien. </w:t>
-        <w:br/>
-        <w:t xml:space="preserve">- Incoherent! ALLASSANE NIANG 1 est (Ménagère) de la 4.21 et ALLASSANE NIANG 1 est un homme, prière de corriger. ALLASSANE NIANG 1 fait griot pour subvenir principalement à ses besoins et semble exister dans les modalités, prière de prendre attache avec le QG pour plus d'explication afin de la classer bien. </w:t>
-        <w:br/>
-        <w:t xml:space="preserve">- Incoherent! AMADOU MAMADOU NIANG est (Ménagère) de la 4.21 et AMADOU MAMADOU NIANG est un homme, prière de corriger. AMADOU MAMADOU NIANG fait griot pour subvenir principalement à ses besoins et semble exister dans les modalités, prière de prendre attache avec le QG pour plus d'explication afin de la classer bien. </w:t>
-        <w:br/>
-        <w:t>- Incoherent! HAMADY NIANG 2 est (Ménagère) de la 4.21 et HAMADY NIANG 2 est un homme, prière de corriger.</w:t>
+        <w:t>- HAMADY NIANG 1 fait griot pour subvenir principalement à ses besoins et semble exister dans les modalités, prière de prendre attache avec le QG pour plus d'explication afin de la classer bien.</w:t>
+      </w:r>
+    </w:p>
+    <w:p>
+      <w:r>
+        <w:rPr>
+          <w:b/>
+          <w:color w:val="4672C4"/>
+          <w:sz w:val="22"/>
+        </w:rPr>
+        <w:t>&gt;&gt; Section4b - Emploi - Activite principale</w:t>
+      </w:r>
+    </w:p>
+    <w:p>
+      <w:pPr>
+        <w:ind w:left="283"/>
+      </w:pPr>
+      <w:r>
+        <w:rPr>
+          <w:sz w:val="20"/>
+        </w:rPr>
+        <w:t>- Attention! le nombre d'heure que AMADOU MAMADOU NIANG a travaillé par jour semble être inferieur à 4, veuillez s'il vous plait confirmer cette information avec le QG.</w:t>
       </w:r>
     </w:p>
     <w:p>
@@ -5380,7 +5159,7 @@
         <w:rPr>
           <w:sz w:val="20"/>
         </w:rPr>
-        <w:t>- Attention ! Le prix unitaire d'achat (100 Fcfa) de Ail en Sachets (Petit) est relativement élevé par rapport aux autres prix observés dans cette zone. Prière de corriger ou de confirmer avec le QG. Attention ! Le prix unitaire d'achat (100 Fcfa) de Cube alimentaire (Maggi, Jumbo, ) en Cube (Petit) est relativement élevé par rapport aux autres prix observés dans cette zone. Prière de corriger ou de confirmer avec le QG. Attention ! Le prix unitaire d'achat (1700 Fcfa) de Lait en poudre en Kg (taille unique) est relativement faible par rapport aux autres prix observés dans cette zone. Prière de corriger ou de confirmer avec le QG. Attention ! Le prix unitaire d'achat (400 Fcfa) de Vinaigre de vin en Verre ( à thé) (taille unique) est relativement élevé par rapport aux autres prix observés dans cette zone. Prière de corriger ou de confirmer avec le QG. Avertissement!!! Le ménage a consommé 1 Paquet Moyen de Thé en sachet, cette quantité semble anormale pour une consommation des 7 derniers jours.Prière de corriger ou de confirmer avec le QG. Avertissement!!!Le ménage a consommé 56 miche de Moyen de Pain traditionnel (Baguette)  ce qui semble incoherent pour une consommation aucours des 7 derniers jours, prière de verifier et corriger.</w:t>
+        <w:t>- Attention ! Le prix unitaire d'achat (100 Fcfa) de Ail en Sachets (Petit) est relativement élevé par rapport aux autres prix observés dans cette zone. Prière de corriger ou de confirmer avec le QG. Attention ! Le prix unitaire d'achat (100 Fcfa) de Aubergine   en Tas (Moyen) est relativement faible par rapport aux autres prix observés dans cette zone. Prière de corriger ou de confirmer avec le QG. Attention ! Le prix unitaire d'achat (1700 Fcfa) de Lait en poudre en Kg (taille unique) est relativement faible par rapport aux autres prix observés dans cette zone. Prière de corriger ou de confirmer avec le QG. Attention ! Le prix unitaire d'achat (400 Fcfa) de Vinaigre de vin en Verre ( à thé) (taille unique) est relativement élevé par rapport aux autres prix observés dans cette zone. Prière de corriger ou de confirmer avec le QG. Avertissement!!! Le ménage a consommé 1 Paquet Moyen de Thé en sachet, cette quantité semble anormale pour une consommation des 7 derniers jours.Prière de corriger ou de confirmer avec le QG. Avertissement!!!Le ménage a consommé 56 miche de Moyen de Pain traditionnel (Baguette)  ce qui semble incoherent pour une consommation aucours des 7 derniers jours, prière de verifier et corriger.</w:t>
       </w:r>
     </w:p>
     <w:p>
@@ -5485,13 +5264,9 @@
         <w:rPr>
           <w:sz w:val="20"/>
         </w:rPr>
-        <w:t xml:space="preserve">- Le prix de revente de l'article  Bonbonne de gaz ne doit pas être égal 0 même si le ménage l'a reçu en cadeau prière de leurs aider à faire une estimations. </w:t>
+        <w:t xml:space="preserve">- Attention ! Radio simple/Radiocassette a été revendu à 10000 Fcfa qui est relativement élevé par rapport aux autres prix de revente observés dans cette zone. Prière de corriger ou de confirmer avec le QG. </w:t>
         <w:br/>
-        <w:t xml:space="preserve">- Le prix de revente de l'article  Radio simple/Radiocassette ne doit pas être égal 0 même si le ménage l'a reçu en cadeau prière de leurs aider à faire une estimations. </w:t>
-        <w:br/>
-        <w:t xml:space="preserve">- Le prix de revente de l'article  Réfrigérateur ne doit pas être égal 0 même si le ménage l'a reçu en cadeau prière de leurs aider à faire une estimations. </w:t>
-        <w:br/>
-        <w:t>- Le prix de revente de l'article  Ventilateur sur pied ne doit pas être égal 0 même si le ménage l'a reçu en cadeau prière de leurs aider à faire une estimations.</w:t>
+        <w:t>- Attention ! Ventilateur sur pied a été achété à 35000 Fcfa est relativement élevé par rapport aux autres prix d'achat observés dans cette zone. Prière de corriger ou de confirmer avec le QG. Attention ! Ventilateur sur pied a été revendu à 25000 Fcfa qui est relativement élevé par rapport aux autres prix de revente observés dans cette zone. Prière de corriger ou de confirmer avec le QG.</w:t>
       </w:r>
     </w:p>
     <w:p>
@@ -5869,8 +5644,6 @@
         <w:rPr>
           <w:sz w:val="20"/>
         </w:rPr>
-        <w:t xml:space="preserve">- Attention ! Le montant (6000 Fcfa) dépensé ou reçu en cadeau pour les cartes prépayées, les transferts de crédit et les abonnements de  Mamadou Dia est relativement élevé par rapport aux autres montants depansés observés dans cette zone. Prière de corriger ou de confirmer avec le QG. </w:t>
-        <w:br/>
         <w:t xml:space="preserve">- Attention ! Vous avez déclaré en s01q00 que le répondant est la personne elle-même, or Aminata Dia est trop jeune (5 ans) pour fournir des informations correctes. Prière de refaire la section 1 pour Aminata Dia en demandant à un adulte de répondre aux questions à sa place. </w:t>
         <w:br/>
         <w:t xml:space="preserve">- Les informations sur l'acte de naissance (ni Jours, ni mois et ni années) de  Abdoulaye Camara  manquent, s'il vous plait pouvez-vous fournir d'effort pour avoir ces informations. </w:t>
@@ -6127,7 +5900,7 @@
         <w:rPr>
           <w:sz w:val="20"/>
         </w:rPr>
-        <w:t>- Attention ! Le prix unitaire d'achat (1400 Fcfa) de Manioc en tubercules en Pièce (Petit) est relativement élevé par rapport aux autres prix observés dans cette zone. Prière de corriger ou de confirmer avec le QG. Attention ! Le prix unitaire d'achat (1500 Fcfa) de Arachides pilées en Sachets (Moyen) est relativement élevé par rapport aux autres prix observés dans cette zone. Prière de corriger ou de confirmer avec le QG. Attention ! Le prix unitaire d'achat (1750 Fcfa) de Aubergine sauvage  en Pièce (Moyen) est relativement élevé par rapport aux autres prix observés dans cette zone. Prière de corriger ou de confirmer avec le QG. Attention ! Le prix unitaire d'achat (350 Fcfa) de Poivre en Sachets (Petit) est relativement élevé par rapport aux autres prix observés dans cette zone. Prière de corriger ou de confirmer avec le QG. Attention ! Le prix unitaire d'achat (350 Fcfa) de Sel en Sachets (Petit) est relativement élevé par rapport aux autres prix observés dans cette zone. Prière de corriger ou de confirmer avec le QG. Attention ! Le prix unitaire d'achat (3500 Fcfa) de Choux en Pièce (Petit) est relativement élevé par rapport aux autres prix observés dans cette zone. Prière de corriger ou de confirmer avec le QG. Attention ! Le prix unitaire d'achat (500 Fcfa) de Café en poudre soluble en Sachets industriel (Petit) est relativement élevé par rapport aux autres prix observés dans cette zone. Prière de corriger ou de confirmer avec le QG. Attention ! Le prix unitaire d'achat (700 Fcfa) de Piment séché en Sachets (Petit) est relativement élevé par rapport aux autres prix observés dans cette zone. Prière de corriger ou de confirmer avec le QG. Attention ! Le prix unitaire d'achat (700 Fcfa) de Soumbala (moutarde africaine) en Sachets (Petit) est relativement élevé par rapport aux autres prix observés dans cette zone. Prière de corriger ou de confirmer avec le QG. Attention ! Le prix unitaire d'achat (7000 Fcfa) de Lait en poudre en Sachets (Moyen) est relativement élevé par rapport aux autres prix observés dans cette zone. Prière de corriger ou de confirmer avec le QG. Avertissement!! La quantité (5 litre) du produit Huile de palme raffinée consommée  par le ménage semble très élevé, prière de corriger ou confirmer avec le QG. Avertissement!!! Le ménage a consommé 1 Paquet Petit de Thé en sachet, cette quantité semble anormale pour une consommation des 7 derniers jours.Prière de corriger ou de confirmer avec le QG. Avertissement!! le prix unitaire (700 Fcfa) de Thé en sachet (unité: Paquet) de taille Petit est très faible ou élevé. Prière de corriger ou de confirmer avec le QG. Attention ! Le prix unitaire d'achat (700 Fcfa) de Thé en sachet en Paquet (Petit) est relativement élevé par rapport aux autres prix observés dans cette zone. Prière de corriger ou de confirmer avec le QG. Incohérence!! Dans ce ménage, chaque individus consomme par jour 8.098 Kg  de cereale; Prière de revoir les quantités prises de ces produits. Le prix d'achat unitaire (8000 Fcfa) de Oignon frais en Kg de taille taille unique prière de regarder les reponses prises dans les questions s07bq07a s07bq07b s07bq07c s07bq08 pour mieux corriger. Attention ! Le prix unitaire d'achat (8000 Fcfa) de Oignon frais en Kg (taille unique) est relativement élevé par rapport aux autres prix observés dans cette zone. Prière de corriger ou de confirmer avec le QG.</w:t>
+        <w:t>- Attention ! Le prix unitaire d'achat (100 Fcfa) de Piment séché en Sachets (Petit) est relativement élevé par rapport aux autres prix observés dans cette zone. Prière de corriger ou de confirmer avec le QG. Attention ! Le prix unitaire d'achat (1000 Fcfa) de Patate douce en Tas (Petit) est relativement élevé par rapport aux autres prix observés dans cette zone. Prière de corriger ou de confirmer avec le QG. Attention ! Le prix unitaire d'achat (150 Fcfa) de Pain traditionnel (Baguette) en miche (Petit) est relativement élevé par rapport aux autres prix observés dans cette zone. Prière de corriger ou de confirmer avec le QG. Attention ! Le prix unitaire d'achat (1500 Fcfa) de Arachides pilées en Sachets (Moyen) est relativement élevé par rapport aux autres prix observés dans cette zone. Prière de corriger ou de confirmer avec le QG. Attention ! Le prix unitaire d'achat (3500 Fcfa) de Choux en Pièce (Petit) est relativement élevé par rapport aux autres prix observés dans cette zone. Prière de corriger ou de confirmer avec le QG. Attention ! Le prix unitaire d'achat (7000 Fcfa) de Lait en poudre en Sachets (Moyen) est relativement élevé par rapport aux autres prix observés dans cette zone. Prière de corriger ou de confirmer avec le QG. Avertissement!! La quantité (5 litre) du produit Huile de palme raffinée consommée  par le ménage semble très élevé, prière de corriger ou confirmer avec le QG. Avertissement!!! Le ménage a consommé 4 Paquet Petit de Thé en sachet, cette quantité semble anormale pour une consommation des 7 derniers jours.Prière de corriger ou de confirmer avec le QG. Avertissement!! le prix unitaire (400 Fcfa) de Thé en sachet (unité: Paquet) de taille Petit est très faible ou élevé. Prière de corriger ou de confirmer avec le QG. Attention ! Le prix unitaire d'achat (400 Fcfa) de Thé en sachet en Paquet (Petit) est relativement élevé par rapport aux autres prix observés dans cette zone. Prière de corriger ou de confirmer avec le QG. Incohérence!! Dans ce ménage, chaque individus consomme par jour 14.91714 Kg  de cereale; Prière de revoir les quantités prises de ces produits. Le prix d'achat unitaire (8000 Fcfa) de Oignon frais en Kg de taille taille unique prière de regarder les reponses prises dans les questions s07bq07a s07bq07b s07bq07c s07bq08 pour mieux corriger. Attention ! Le prix unitaire d'achat (8000 Fcfa) de Oignon frais en Kg (taille unique) est relativement élevé par rapport aux autres prix observés dans cette zone. Prière de corriger ou de confirmer avec le QG.</w:t>
       </w:r>
     </w:p>
     <w:p>
@@ -6212,27 +5985,6 @@
           <w:sz w:val="20"/>
         </w:rPr>
         <w:t>- Avertissement!! Le ménage n'a été négativement affecté par aucun des problèmes donnés dans la section 14. Confirmez vous cette information avec le QG?</w:t>
-      </w:r>
-    </w:p>
-    <w:p>
-      <w:r>
-        <w:rPr>
-          <w:b/>
-          <w:color w:val="4672C4"/>
-          <w:sz w:val="22"/>
-        </w:rPr>
-        <w:t>&gt;&gt; Section15 - Filets sociaux</w:t>
-      </w:r>
-    </w:p>
-    <w:p>
-      <w:pPr>
-        <w:ind w:left="283"/>
-      </w:pPr>
-      <w:r>
-        <w:rPr>
-          <w:sz w:val="20"/>
-        </w:rPr>
-        <w:t>- Avertissement!! Aucun membre dans ce ménage n'a entendu parler d'aucun programme de la section 15, prière de confirmer ce cas avec le QG.</w:t>
       </w:r>
     </w:p>
     <w:p>
@@ -6637,9 +6389,7 @@
         <w:br/>
         <w:t xml:space="preserve">- Attention ! Le montant (5000 Fcfa) dépensé ou reçu en cadeau pour les recharges internet ou de forfaits de données mobiles(hors appels vocaux), aucours des 30 derniers jours de  FATIMATA DEMBELE est relativement élevé par rapport aux autres montants depansés observés dans cette zone. Prière de corriger ou de confirmer avec le QG. </w:t>
         <w:br/>
-        <w:t xml:space="preserve">- Attention ! Le montant (5000 Fcfa) dépensé ou reçu en cadeau pour les recharges internet ou de forfaits de données mobiles(hors appels vocaux), aucours des 30 derniers jours de  MARIAMA BARRY est relativement élevé par rapport aux autres montants depansés observés dans cette zone. Prière de corriger ou de confirmer avec le QG. </w:t>
-        <w:br/>
-        <w:t>- La raison principale pour laquelle que JALALLUDINE MO AMADOU DEMBELE est venu vivre dans cette localité est ENFANTS et semble exister dans les modalités, prière de prendre attache avec le QG pour plus d'explication afin de la classer bien.</w:t>
+        <w:t>- Attention ! Le montant (5000 Fcfa) dépensé ou reçu en cadeau pour les recharges internet ou de forfaits de données mobiles(hors appels vocaux), aucours des 30 derniers jours de  MARIAMA BARRY est relativement élevé par rapport aux autres montants depansés observés dans cette zone. Prière de corriger ou de confirmer avec le QG.</w:t>
       </w:r>
     </w:p>
     <w:p>
@@ -6689,32 +6439,9 @@
         <w:rPr>
           <w:sz w:val="20"/>
         </w:rPr>
-        <w:t>- Avertissement! MARIAMA BARRY n'a consacré aucune heure pour aucun des travaux du ménage, prière de regarder les réponses prises dans les questions (s04q01 s04q02 s04q03 s04q04 s04q05 s04q06 s04q07 s04q08).</w:t>
-      </w:r>
-    </w:p>
-    <w:p>
-      <w:r>
-        <w:rPr>
-          <w:b/>
-          <w:color w:val="4672C4"/>
-          <w:sz w:val="22"/>
-        </w:rPr>
-        <w:t>&gt;&gt; Section4b - Emploi - Activite principale</w:t>
-      </w:r>
-    </w:p>
-    <w:p>
-      <w:pPr>
-        <w:ind w:left="283"/>
-      </w:pPr>
-      <w:r>
-        <w:rPr>
-          <w:sz w:val="20"/>
-        </w:rPr>
-        <w:t xml:space="preserve">- Attention ! Le nombre de jours que ALIOU DEMBELE a travaillés par mois semble être inférieur à 15. Veuillez, s'il vous plaît, confirmer cette information. </w:t>
+        <w:t xml:space="preserve">- Avertissement! MARIAMA BARRY n'a consacré aucune heure pour aucun des travaux du ménage, prière de regarder les réponses prises dans les questions (s04q01 s04q02 s04q03 s04q04 s04q05 s04q06 s04q07 s04q08). </w:t>
         <w:br/>
-        <w:t xml:space="preserve">- Attention ! Le nombre de jours que FATIMATA DEMBELE a travaillés par mois semble être inférieur à 15. Veuillez, s'il vous plaît, confirmer cette information. </w:t>
-        <w:br/>
-        <w:t>- Incohérence détectée ! Il semble peu probable que AMADOU SOULEY DEMBELE occupe un emploi pour l'ETAT/collectivités locales ou dans une entreprise publique/parapublique tout en travaillant moins de 20 jours par mois. Veuillez, s'il vous plaît, corriger cette information. Attention ! Le nombre de jours que AMADOU SOULEY DEMBELE a travaillés par mois semble être inférieur à 15. Veuillez, s'il vous plaît, confirmer cette information.</w:t>
+        <w:t>- Avertissement! Nombre d'heure que FATIMATA DEMBELE a consacré à son emploi au cours des 7 derniers jours est trop faible, veuillez revoir s'il vous plait ou confirmer cette information avec QG.</w:t>
       </w:r>
     </w:p>
     <w:p>
@@ -6735,7 +6462,7 @@
         <w:rPr>
           <w:sz w:val="20"/>
         </w:rPr>
-        <w:t>- Attention ! Le nombre de jours que AMADOU SOULEY DEMBELE a travaillés par mois semble être inférieur à 15. Veuillez, s'il vous plaît, confirmer cette information. Avertissement!!! les informations de AMADOU SOULEY DEMBELE sur le nombre de mois, jours ou heures de son emploi secondaire sont superieur a celles de son emploi principal , veuillez corriger ou confirmer aupres du QG.</w:t>
+        <w:t>- Avertissement!!! les informations de AMADOU SOULEY DEMBELE sur le nombre de mois, jours ou heures de son emploi secondaire sont superieur a celles de son emploi principal , veuillez corriger ou confirmer aupres du QG.</w:t>
       </w:r>
     </w:p>
     <w:p>
@@ -6777,7 +6504,7 @@
         <w:rPr>
           <w:sz w:val="20"/>
         </w:rPr>
-        <w:t>- Attention ! Le prix unitaire d'achat (100 Fcfa) de Ail en Sachets (Petit) est relativement élevé par rapport aux autres prix observés dans cette zone. Prière de corriger ou de confirmer avec le QG. Attention ! Le prix unitaire d'achat (100 Fcfa) de Cube alimentaire (Maggi, Jumbo, ) en Cube (Petit) est relativement élevé par rapport aux autres prix observés dans cette zone. Prière de corriger ou de confirmer avec le QG. Attention ! Le prix unitaire d'achat (100 Fcfa) de Poivre en Sachets (Petit) est relativement élevé par rapport aux autres prix observés dans cette zone. Prière de corriger ou de confirmer avec le QG. Attention ! Le prix unitaire d'achat (2000 Fcfa) de Capitaine frais en Tas (Moyen) est relativement élevé par rapport aux autres prix observés dans cette zone. Prière de corriger ou de confirmer avec le QG. Attention ! Le prix unitaire d'achat (300 Fcfa) de Oignon frais en Kg (taille unique) est relativement faible par rapport aux autres prix observés dans cette zone. Prière de corriger ou de confirmer avec le QG. Attention ! Le prix unitaire d'achat (400 Fcfa) de Pomme de terre en Kg (taille unique) est relativement faible par rapport aux autres prix observés dans cette zone. Prière de corriger ou de confirmer avec le QG.</w:t>
+        <w:t>- Attention ! Le prix unitaire d'achat (100 Fcfa) de Ail en Sachets (Petit) est relativement élevé par rapport aux autres prix observés dans cette zone. Prière de corriger ou de confirmer avec le QG. Attention ! Le prix unitaire d'achat (100 Fcfa) de Cube alimentaire (Maggi, Jumbo, ) en Cube (Petit) est relativement élevé par rapport aux autres prix observés dans cette zone. Prière de corriger ou de confirmer avec le QG. Attention ! Le prix unitaire d'achat (100 Fcfa) de Poivre en Sachets (Petit) est relativement élevé par rapport aux autres prix observés dans cette zone. Prière de corriger ou de confirmer avec le QG. Attention ! Le prix unitaire d'achat (200 Fcfa) de Tomate fraîche en Sachets (Moyen) est relativement élevé par rapport aux autres prix observés dans cette zone. Prière de corriger ou de confirmer avec le QG. Attention ! Le prix unitaire d'achat (2000 Fcfa) de Capitaine frais en Tas (Moyen) est relativement élevé par rapport aux autres prix observés dans cette zone. Prière de corriger ou de confirmer avec le QG. Attention ! Le prix unitaire d'achat (400 Fcfa) de Pomme de terre en Kg (taille unique) est relativement faible par rapport aux autres prix observés dans cette zone. Prière de corriger ou de confirmer avec le QG.</w:t>
       </w:r>
     </w:p>
     <w:p>
@@ -6819,9 +6546,7 @@
         <w:rPr>
           <w:sz w:val="20"/>
         </w:rPr>
-        <w:t xml:space="preserve">- L'entreprise ELEVAGE DE mouton ET DE chévre existe dit n'avoir pas fait la revente de marchandises achetées et revendues en état, aussi le montant obtenus sur la vente de produits transformés par l'entreprise  n'a reçu aucune somme sur les reventes (s10q46=0 &amp; s10q48=0 &amp; s10q50=0); alors s'agit-il de quelle entreprise ? Incoherence! Dans le ménage de AMADOU SOULEY DEMBELE il y a un membre qui detient l'entreprise DEMBELE elevage qui semble être de l'agriculture ou de l'élévage, prière de bien classer la nomenclature de l'entreprise s'il ne s'agit pas de l'agriculture ou de l'élévage. S'il s'agit de l'agriculture ou l'élévage prière d'enlever cette entreprise (DEMBELE elevage) dans la section 10 et ajouter soit dans la section agriculture ou l'élévage pour éviter le double compte ou incomprehension. </w:t>
-        <w:br/>
-        <w:t>- Le salaire qu'une personne de cette catégorie (10.62) a travaillé(e) dans cette entreprise vente de produits alimentaires en gros et en details est élevé ou faible. Prière de confirmer cette information avec le QG ou de corriger.</w:t>
+        <w:t>- Le salaire qu'une personne de cette catégorie (10.62) a travaillé(e) dans cette entreprise vente de produits alimentaires en gros et en details est élevé ou faible. Prière de confirmer cette information avec le QG ou de corriger. Le Nombre  d'entreprise declaré entre 10.02 à 10.10 est different de celui declaré en 10.12, veuillez verifier cette information.</w:t>
       </w:r>
     </w:p>
     <w:p>
@@ -6863,17 +6588,9 @@
         <w:rPr>
           <w:sz w:val="20"/>
         </w:rPr>
-        <w:t xml:space="preserve">- Avertissement!!! Le prix d'achat (9000) de l'article  Bonbonne de gaz est inférieur aux prix de revente (10000)  avec l'âge du bien atteignant 2 ans. Prière de vérifier ou confirmer avec l'enquêté et mettre les bonnes valeurs après verification, s'il le faut. </w:t>
-        <w:br/>
-        <w:t xml:space="preserve">- Le prix de revente de l'article  Antenne parabolique / décodeur ne doit pas être égal 0 même si le ménage l'a reçu en cadeau prière de leurs aider à faire une estimations. </w:t>
-        <w:br/>
         <w:t xml:space="preserve">- Le prix de revente de l'article  Appareil TV ne doit pas être égal 0 même si le ménage l'a reçu en cadeau prière de leurs aider à faire une estimations. </w:t>
         <w:br/>
-        <w:t xml:space="preserve">- Le prix de revente de l'article  Tapis ne doit pas être égal 0 même si le ménage l'a reçu en cadeau prière de leurs aider à faire une estimations. </w:t>
-        <w:br/>
-        <w:t xml:space="preserve">- Le prix de revente de l'article  Téléphone portable ne doit pas être égal 0 même si le ménage l'a reçu en cadeau prière de leurs aider à faire une estimations. </w:t>
-        <w:br/>
-        <w:t>- Le prix de revente de l'article  Ventilateur sur pied ne doit pas être égal 0 même si le ménage l'a reçu en cadeau prière de leurs aider à faire une estimations.</w:t>
+        <w:t>- Le prix de revente de l'article  Téléphone portable ne doit pas être égal 0 même si le ménage l'a reçu en cadeau prière de leurs aider à faire une estimations.</w:t>
       </w:r>
     </w:p>
     <w:p>
@@ -6925,6 +6642,27 @@
           <w:color w:val="4672C4"/>
           <w:sz w:val="22"/>
         </w:rPr>
+        <w:t>&gt;&gt; Section17 - Elevage</w:t>
+      </w:r>
+    </w:p>
+    <w:p>
+      <w:pPr>
+        <w:ind w:left="283"/>
+      </w:pPr>
+      <w:r>
+        <w:rPr>
+          <w:sz w:val="20"/>
+        </w:rPr>
+        <w:t>- Attention ! Le ménage a acheté 2 Ovins (Moutons) à 280000 donc un prix unitaire d'achat (140000 Fcfa) qui  est relativement elevé par rapport aux autres prix observés dans cette zone. Prière de corriger ou de confirmer avec le QG.</w:t>
+      </w:r>
+    </w:p>
+    <w:p>
+      <w:r>
+        <w:rPr>
+          <w:b/>
+          <w:color w:val="4672C4"/>
+          <w:sz w:val="22"/>
+        </w:rPr>
         <w:t>&gt;&gt; Section19 - Equipements agricoles</w:t>
       </w:r>
     </w:p>
@@ -6936,7 +6674,7 @@
         <w:rPr>
           <w:sz w:val="20"/>
         </w:rPr>
-        <w:t xml:space="preserve">- Incohérence!! Le prix de revente de Abreuvoir / Mangeoire dans cette section 19 ne doit pas être égal 0 même si le ménage l'a reçu en cadeau prière de leurs aider à faire une estimation. </w:t>
+        <w:t xml:space="preserve">- Attention ! Abreuvoir / Mangeoire a été revendu à 9000 Fcfa qui est relativement élevé par rapport aux autres prix de revente observés dans cette zone. Prière de corriger ou de confirmer avec le QG. </w:t>
         <w:br/>
         <w:t>- Incohérence!! Le prix de revente de Hache-Paille dans cette section 19 ne doit pas être égal 0 même si le ménage l'a reçu en cadeau prière de leurs aider à faire une estimation.</w:t>
       </w:r>
@@ -7297,7 +7035,7 @@
         </w:rPr>
         <w:t xml:space="preserve">- Attention ! Le montant (13000 Fcfa) dépensé ou reçu en cadeau pour les recharges internet ou de forfaits de données mobiles(hors appels vocaux), aucours des 30 derniers jours de  Seydou Ba est relativement élevé par rapport aux autres montants depansés observés dans cette zone. Prière de corriger ou de confirmer avec le QG. </w:t>
         <w:br/>
-        <w:t xml:space="preserve">- Attention ! Le montant (15000 Fcfa) dépensé ou reçu en cadeau pour les cartes prépayées, les transferts de crédit et les abonnements de  Mamadou Ba est relativement élevé par rapport aux autres montants depansés observés dans cette zone. Prière de corriger ou de confirmer avec le QG. Attention ! Le montant (15000 Fcfa) dépensé ou reçu en cadeau pour les recharges internet ou de forfaits de données mobiles(hors appels vocaux), aucours des 30 derniers jours de  Mamadou Ba est relativement élevé par rapport aux autres montants depansés observés dans cette zone. Prière de corriger ou de confirmer avec le QG. </w:t>
+        <w:t xml:space="preserve">- Attention ! Le montant (15000 Fcfa) dépensé ou reçu en cadeau pour les recharges internet ou de forfaits de données mobiles(hors appels vocaux), aucours des 30 derniers jours de  Mamadou Ba est relativement élevé par rapport aux autres montants depansés observés dans cette zone. Prière de corriger ou de confirmer avec le QG. </w:t>
         <w:br/>
         <w:t>- Les informations sur l'acte de naissance (ni Jours, ni mois et ni années) de  Ouleye Alassane Diallo  manquent, s'il vous plait pouvez-vous fournir d'effort pour avoir ces informations.</w:t>
       </w:r>
@@ -7370,32 +7108,9 @@
         <w:rPr>
           <w:sz w:val="20"/>
         </w:rPr>
-        <w:t xml:space="preserve">- Attention ! Le nombre de jours que Seydou Ba a travaillés par mois semble être inférieur à 15. Veuillez, s'il vous plaît, confirmer cette information. Avertissement!!! Seydou Ba enquêté dans l'emploi principale n'a pas declaré son salaire prière de fournir plus d'effort pour lui demander son salire, vous pouvez utiliser des stratégies pour faire une estimation ou demander des conseils au QG. Avertissement!!! Seydou Ba enquêté dans l'emploi principale n'a pas declaré son revenu prière de fournir plus d'effort pour lui demander son revenu, vous pouvez utiliser des stratégies pour faire une estimation ou demander des conseils au QG. </w:t>
+        <w:t xml:space="preserve">- Attention ! Le nombre de jours que Seydou Ba a travaillés par mois semble être inférieur à 15. Veuillez, s'il vous plaît, confirmer cette information. </w:t>
         <w:br/>
-        <w:t>- Nombre de mois exercé par Mamadou Ba dans l'emploi au cours des 12 derniers mois semble faible, veuillez corriger s'il vous plait ou comfirmer avec le QG. Attention ! Le nombre de jours que Mamadou Ba a travaillés par mois semble être inférieur à 15. Veuillez, s'il vous plaît, confirmer cette information. Attention! le nombre d'heure que Mamadou Ba a travaillé par jour semble être inferieur à 4, veuillez s'il vous plait confirmer cette information avec le QG.</w:t>
-      </w:r>
-    </w:p>
-    <w:p>
-      <w:r>
-        <w:rPr>
-          <w:b/>
-          <w:color w:val="4672C4"/>
-          <w:sz w:val="22"/>
-        </w:rPr>
-        <w:t>&gt;&gt; Section6 - Epargne et credit</w:t>
-      </w:r>
-    </w:p>
-    <w:p>
-      <w:pPr>
-        <w:ind w:left="283"/>
-      </w:pPr>
-      <w:r>
-        <w:rPr>
-          <w:sz w:val="20"/>
-        </w:rPr>
-        <w:t xml:space="preserve">- Avertissement!!! Le nombre de compte ou de cartes prépayées (525) que Seydou Ba  possède dans une mobile Banking semble élevé, prière de corriger ou confirmer avec le QG. </w:t>
-        <w:br/>
-        <w:t>- Avertissement!!! Le nombre de compte ou de cartes prépayées (5630) que Mamadou Ba  possède dans une mobile Banking semble élevé, prière de corriger ou confirmer avec le QG.</w:t>
+        <w:t>- Nombre de mois exercé par Mamadou Ba dans l'emploi au cours des 12 derniers mois semble faible, veuillez corriger s'il vous plait ou comfirmer avec le QG.</w:t>
       </w:r>
     </w:p>
     <w:p>
@@ -7416,28 +7131,7 @@
         <w:rPr>
           <w:sz w:val="20"/>
         </w:rPr>
-        <w:t>- Attention ! Le prix unitaire d'achat (100 Fcfa) de Piment frais en Pièce (Petit) est relativement élevé par rapport aux autres prix observés dans cette zone. Prière de corriger ou de confirmer avec le QG. Attention ! Le prix unitaire d'achat (1400 Fcfa) de Lait caillé en Sachets (Petit) est relativement élevé par rapport aux autres prix observés dans cette zone. Prière de corriger ou de confirmer avec le QG. Attention ! Le prix unitaire d'achat (25 Fcfa) de Cube alimentaire (Maggi, Jumbo, ) en Cube (Petit) est relativement faible par rapport aux autres prix observés dans cette zone. Prière de corriger ou de confirmer avec le QG. Attention ! Le prix unitaire d'achat (300 Fcfa) de Niébé/Haricots secs en Sachets (Petit) est relativement élevé par rapport aux autres prix observés dans cette zone. Prière de corriger ou de confirmer avec le QG. Attention ! Le prix unitaire d'achat (66.66666 Fcfa) de Oignon frais en Pièce (Moyen) est relativement élevé par rapport aux autres prix observés dans cette zone. Prière de corriger ou de confirmer avec le QG. Attention ! Le prix unitaire d'achat (7000 Fcfa) de Choux en Pièce (Petit) est relativement élevé par rapport aux autres prix observés dans cette zone. Prière de corriger ou de confirmer avec le QG. Avertissement!!! Le ménage a consommé 1 Bidon 20l taille unique de Huile de palme raffinée, cette quantité semble anormale pour une consommation des 7 derniers jours, prière de verifier et corriger. Avertissement!!! Le ménage a consommé 1 Paquet Petit de Thé en sachet, cette quantité semble anormale pour une consommation des 7 derniers jours.Prière de corriger ou de confirmer avec le QG. Avertissement!! le prix unitaire (100 Fcfa) de Thé en sachet (unité: Paquet) de taille Petit est très faible ou élevé. Prière de corriger ou de confirmer avec le QG. Incohérence!! Dans ce ménage, chaque individus consomme par jour 33.52531 Kg  de cereale; Prière de revoir les quantités prises de ces produits. Incohérence!! Dans ce ménage, chaque individus consomme par jour 33.52531 Kg  de cereale; Prière de revoir les quantités prises de ces produits. Attention ! Le prix unitaire d'achat (1000 Fcfa) de Maïs en grain en Kg (taille unique) est relativement élevé par rapport aux autres prix observés dans cette zone. Prière de corriger ou de confirmer avec le QG. Incohérence!! Dans ce ménage, chaque individus consomme par jour 33.52531 Kg  de cereale; Prière de revoir les quantités prises de ces produits. Attention ! Le prix unitaire d'achat (1000 Fcfa) de Mil en Kg (taille unique) est relativement élevé par rapport aux autres prix observés dans cette zone. Prière de corriger ou de confirmer avec le QG. Le ménage a consommé 1 Sac (50 Kg) taille unique de Riz importé parfumé, cette quantité semble anormale pour une consommation des 7 derniers jours. prière de verifier et corriger ou confirmer avec le QG.</w:t>
-      </w:r>
-    </w:p>
-    <w:p>
-      <w:r>
-        <w:rPr>
-          <w:b/>
-          <w:color w:val="4672C4"/>
-          <w:sz w:val="22"/>
-        </w:rPr>
-        <w:t>&gt;&gt; Section10a - Existence entreprise non agricole</w:t>
-      </w:r>
-    </w:p>
-    <w:p>
-      <w:pPr>
-        <w:ind w:left="283"/>
-      </w:pPr>
-      <w:r>
-        <w:rPr>
-          <w:sz w:val="20"/>
-        </w:rPr>
-        <w:t>- Avertissement!!! Le ménage de MAMADOU BA a comme taille 7 personnes dont ils vivent à MATAM Urbain et aucune d'entre ne possède une entreprise non agricole, prière de revoir cette partie de la section 10 de ce menage.</w:t>
+        <w:t>- Attention ! Le prix unitaire d'achat (100 Fcfa) de Vinaigre de vin en Sachets (Petit) est relativement élevé par rapport aux autres prix observés dans cette zone. Prière de corriger ou de confirmer avec le QG. Attention ! Le prix unitaire d'achat (1400 Fcfa) de Lait caillé en Sachets (Moyen) est relativement élevé par rapport aux autres prix observés dans cette zone. Prière de corriger ou de confirmer avec le QG. Attention ! Le prix unitaire d'achat (200 Fcfa) de Manioc en tubercules en Pièce (Petit) est relativement élevé par rapport aux autres prix observés dans cette zone. Prière de corriger ou de confirmer avec le QG. Attention ! Le prix unitaire d'achat (25 Fcfa) de Cube alimentaire (Maggi, Jumbo, ) en Cube (Petit) est relativement faible par rapport aux autres prix observés dans cette zone. Prière de corriger ou de confirmer avec le QG. Attention ! Le prix unitaire d'achat (300 Fcfa) de Niébé/Haricots secs en Sachets (Petit) est relativement élevé par rapport aux autres prix observés dans cette zone. Prière de corriger ou de confirmer avec le QG. Attention ! Le prix unitaire d'achat (66.66666 Fcfa) de Oignon frais en Pièce (Moyen) est relativement élevé par rapport aux autres prix observés dans cette zone. Prière de corriger ou de confirmer avec le QG. Avertissement!!! Le ménage a consommé 1 Paquet Petit de Thé en sachet, cette quantité semble anormale pour une consommation des 7 derniers jours.Prière de corriger ou de confirmer avec le QG. Avertissement!! le prix unitaire (100 Fcfa) de Thé en sachet (unité: Paquet) de taille Petit est très faible ou élevé. Prière de corriger ou de confirmer avec le QG.</w:t>
       </w:r>
     </w:p>
     <w:p>
@@ -7932,8 +7626,6 @@
         </w:rPr>
         <w:t xml:space="preserve">- Avertissement! Adama Ba n'a consacré aucune heure pour aucun des travaux du ménage, prière de regarder les réponses prises dans les questions (s04q01 s04q02 s04q03 s04q04 s04q05 s04q06 s04q07 s04q08). </w:t>
         <w:br/>
-        <w:t xml:space="preserve">- Avertissement! Diarry Ngaïdo est trop jeune mais il a plus de 15 ans, prière de corriger ou confirmer. </w:t>
-        <w:br/>
         <w:t>- Avertissement! Généralement les jeunes hommes (10 à 25ans) font des travaux ménager soit apprendre les enfants à reviser leurs léçons ou d'autres cours, Chiekh Omar Ngaïdo n'a consacré aucune heure pour les travaux cités en s04q01, s04q02, s04q03, s04q04, s04q05, s04q06, s04q07 et s04q08.Prière de regarder pour corriger ou confirmer avec le QG.</w:t>
       </w:r>
     </w:p>
@@ -7967,27 +7659,6 @@
           <w:color w:val="4672C4"/>
           <w:sz w:val="22"/>
         </w:rPr>
-        <w:t>&gt;&gt; Section6 - Epargne et credit</w:t>
-      </w:r>
-    </w:p>
-    <w:p>
-      <w:pPr>
-        <w:ind w:left="283"/>
-      </w:pPr>
-      <w:r>
-        <w:rPr>
-          <w:sz w:val="20"/>
-        </w:rPr>
-        <w:t>- Avertissement!!! Le nombre de compte ou de cartes prépayées (2000) que Dieynaba ly  possède dans une mobile Banking semble élevé, prière de corriger ou confirmer avec le QG.</w:t>
-      </w:r>
-    </w:p>
-    <w:p>
-      <w:r>
-        <w:rPr>
-          <w:b/>
-          <w:color w:val="4672C4"/>
-          <w:sz w:val="22"/>
-        </w:rPr>
         <w:t>&gt;&gt; Section7b - Consommation alimentaire - 7 jours</w:t>
       </w:r>
     </w:p>
@@ -7999,7 +7670,7 @@
         <w:rPr>
           <w:sz w:val="20"/>
         </w:rPr>
-        <w:t>- Attention ! Le prix unitaire d'achat (100 Fcfa) de Cube alimentaire (Maggi, Jumbo, ) en Cube (Petit) est relativement élevé par rapport aux autres prix observés dans cette zone. Prière de corriger ou de confirmer avec le QG. Attention ! Le prix unitaire d'achat (2000 Fcfa) de Capitaine frais en Tas (Petit) est relativement élevé par rapport aux autres prix observés dans cette zone. Prière de corriger ou de confirmer avec le QG. Attention ! Le prix unitaire d'achat (25 Fcfa) de Piment frais en Pièce (Petit) est relativement faible par rapport aux autres prix observés dans cette zone. Prière de corriger ou de confirmer avec le QG. Attention ! Le prix unitaire d'achat (4500 Fcfa) de Sucre en poudre  en Kg (taille unique) est relativement élevé par rapport aux autres prix observés dans cette zone. Prière de corriger ou de confirmer avec le QG. Attention ! Le prix unitaire d'achat (500 Fcfa) de Sel en Sachets (Petit) est relativement élevé par rapport aux autres prix observés dans cette zone. Prière de corriger ou de confirmer avec le QG. Avertissement!! La quantité (5 litre) du produit Huile de palme raffinée consommée  par le ménage semble très élevé, prière de corriger ou confirmer avec le QG. Avertissement!!! Le ménage a consommé 1 Paquet Tres petit de Thé en sachet, cette quantité semble anormale pour une consommation des 7 derniers jours.Prière de corriger ou de confirmer avec le QG. Avertissement!! le prix unitaire (150 Fcfa) de Thé en sachet (unité: Paquet) de taille Tres petit est très faible ou élevé. Prière de corriger ou de confirmer avec le QG. Incohérence!! Dans ce ménage, chaque individus consomme par jour 14.26019 Kg  de cereale; Prière de revoir les quantités prises de ces produits. Incohérence!! Dans ce ménage, chaque individus consomme par jour 14.26019 Kg  de cereale; Prière de revoir les quantités prises de ces produits. Le prix d'achat unitaire (10500 Fcfa) de Pâte d'arachide en Kg de taille taille unique prière de regarder les reponses prises dans les questions s07bq07a s07bq07b s07bq07c s07bq08 pour mieux corriger.</w:t>
+        <w:t>- Attention ! Le prix unitaire d'achat (100 Fcfa) de Piment séché en Sachets (Tres petit) est relativement élevé par rapport aux autres prix observés dans cette zone. Prière de corriger ou de confirmer avec le QG. Attention ! Le prix unitaire d'achat (2000 Fcfa) de Capitaine frais en Tas (Petit) est relativement élevé par rapport aux autres prix observés dans cette zone. Prière de corriger ou de confirmer avec le QG. Attention ! Le prix unitaire d'achat (4500 Fcfa) de Sucre en poudre  en Kg (taille unique) est relativement élevé par rapport aux autres prix observés dans cette zone. Prière de corriger ou de confirmer avec le QG. Attention ! Le prix unitaire d'achat (500 Fcfa) de Patate douce en Tas (Petit) est relativement élevé par rapport aux autres prix observés dans cette zone. Prière de corriger ou de confirmer avec le QG. Attention ! Le prix unitaire d'achat (500 Fcfa) de Sel en Sachets (Petit) est relativement élevé par rapport aux autres prix observés dans cette zone. Prière de corriger ou de confirmer avec le QG. Avertissement!! La quantité (5 litre) du produit Huile de palme raffinée consommée  par le ménage semble très élevé, prière de corriger ou confirmer avec le QG. Avertissement!!! Le ménage a consommé 1 Paquet Tres petit de Thé en sachet, cette quantité semble anormale pour une consommation des 7 derniers jours.Prière de corriger ou de confirmer avec le QG. Avertissement!! le prix unitaire (150 Fcfa) de Thé en sachet (unité: Paquet) de taille Tres petit est très faible ou élevé. Prière de corriger ou de confirmer avec le QG. Attention ! Le prix unitaire d'achat (150 Fcfa) de Thé en sachet en Paquet (Tres petit) est relativement élevé par rapport aux autres prix observés dans cette zone. Prière de corriger ou de confirmer avec le QG. Incohérence!! Dans ce ménage, chaque individus consomme par jour 25.40838 Kg  de cereale; Prière de revoir les quantités prises de ces produits. Incohérence!! Dans ce ménage, chaque individus consomme par jour 25.40838 Kg  de cereale; Prière de revoir les quantités prises de ces produits. Le prix d'achat unitaire (10500 Fcfa) de Pâte d'arachide en Kg de taille taille unique prière de regarder les reponses prises dans les questions s07bq07a s07bq07b s07bq07c s07bq08 pour mieux corriger.</w:t>
       </w:r>
     </w:p>
     <w:p>
